--- a/Week2/Healthcare Analysis WEEK2.docx
+++ b/Week2/Healthcare Analysis WEEK2.docx
@@ -1347,546 +1347,22 @@
     <w:p>
       <w:pPr>
         <w:pStyle w:val="ListParagraph"/>
-        <w:numPr>
-          <w:ilvl w:val="0"/>
-          <w:numId w:val="3"/>
-        </w:numPr>
-        <w:rPr>
-          <w:rFonts w:ascii="Algerian" w:hAnsi="Algerian"/>
-          <w:sz w:val="36"/>
-          <w:szCs w:val="36"/>
-        </w:rPr>
-      </w:pPr>
-      <w:r>
-        <w:rPr>
-          <w:rFonts w:ascii="Algerian" w:hAnsi="Algerian"/>
-          <w:sz w:val="36"/>
-          <w:szCs w:val="36"/>
+        <w:rPr>
+          <w:rFonts w:ascii="Algerian" w:hAnsi="Algerian" w:cstheme="minorHAnsi"/>
+          <w:sz w:val="20"/>
+        </w:rPr>
+      </w:pPr>
+      <w:r>
+        <w:rPr>
+          <w:rFonts w:ascii="Algerian" w:hAnsi="Algerian" w:cstheme="minorHAnsi"/>
+          <w:sz w:val="20"/>
         </w:rPr>
         <w:lastRenderedPageBreak/>
-        <w:t>Task Objective</w:t>
-      </w:r>
-    </w:p>
-    <w:p>
-      <w:pPr>
-        <w:pStyle w:val="ListParagraph"/>
-        <w:rPr>
-          <w:rFonts w:ascii="Algerian" w:hAnsi="Algerian"/>
-          <w:sz w:val="36"/>
-          <w:szCs w:val="36"/>
-        </w:rPr>
-      </w:pPr>
-    </w:p>
-    <w:p>
-      <w:pPr>
-        <w:spacing w:after="0" w:line="240" w:lineRule="auto"/>
-        <w:ind w:left="720"/>
-        <w:jc w:val="both"/>
-        <w:rPr>
-          <w:rFonts w:ascii="Times New Roman" w:eastAsia="Times New Roman" w:hAnsi="Times New Roman" w:cs="Times New Roman"/>
-          <w:color w:val="auto"/>
-          <w:sz w:val="28"/>
-          <w:szCs w:val="28"/>
-          <w:lang w:bidi="hi-IN"/>
-        </w:rPr>
-      </w:pPr>
-      <w:r>
-        <w:rPr>
-          <w:rFonts w:ascii="Times New Roman" w:eastAsia="Times New Roman" w:hAnsi="Times New Roman" w:cs="Times New Roman"/>
-          <w:color w:val="auto"/>
-          <w:sz w:val="28"/>
-          <w:szCs w:val="28"/>
-          <w:lang w:bidi="hi-IN"/>
-        </w:rPr>
-        <w:t>This task is designed to evaluate your approach to sourcing, acquiring, and assuring the quality of healthcare data. You will simulate the planning process for data collection and quality control measures in a healthcare setting. This includes understanding public data sources, validating data integrity, and planning for data cleaning processes</w:t>
-      </w:r>
-      <w:r>
-        <w:rPr>
-          <w:rFonts w:ascii="Times New Roman" w:hAnsi="Times New Roman" w:cs="Times New Roman"/>
-          <w:color w:val="475569"/>
-          <w:sz w:val="28"/>
-          <w:szCs w:val="28"/>
-          <w:shd w:val="clear" w:color="auto" w:fill="FFFFFF"/>
-        </w:rPr>
-        <w:t>.</w:t>
-      </w:r>
-    </w:p>
-    <w:p>
-      <w:pPr>
-        <w:spacing w:after="0" w:line="240" w:lineRule="auto"/>
-        <w:ind w:left="720"/>
-        <w:rPr>
-          <w:rFonts w:ascii="Times New Roman" w:eastAsia="Times New Roman" w:hAnsi="Times New Roman" w:cs="Times New Roman"/>
-          <w:color w:val="auto"/>
-          <w:sz w:val="28"/>
-          <w:szCs w:val="28"/>
-          <w:lang w:bidi="hi-IN"/>
-        </w:rPr>
-      </w:pPr>
-    </w:p>
-    <w:p>
-      <w:pPr>
-        <w:spacing w:after="0" w:line="240" w:lineRule="auto"/>
-        <w:ind w:left="720"/>
-        <w:rPr>
-          <w:rFonts w:ascii="Times New Roman" w:eastAsia="Times New Roman" w:hAnsi="Times New Roman" w:cs="Times New Roman"/>
-          <w:color w:val="auto"/>
-          <w:sz w:val="28"/>
-          <w:szCs w:val="28"/>
-          <w:lang w:bidi="hi-IN"/>
-        </w:rPr>
-      </w:pPr>
-    </w:p>
-    <w:p>
-      <w:pPr>
-        <w:pStyle w:val="Heading1"/>
-        <w:numPr>
-          <w:ilvl w:val="0"/>
-          <w:numId w:val="3"/>
-        </w:numPr>
-        <w:jc w:val="left"/>
-        <w:rPr>
-          <w:rFonts w:ascii="Algerian" w:hAnsi="Algerian" w:cs="Mangal"/>
-          <w:b w:val="0"/>
-          <w:color w:val="000000"/>
-          <w:sz w:val="36"/>
-          <w:szCs w:val="36"/>
-        </w:rPr>
-      </w:pPr>
-      <w:r>
-        <w:rPr>
-          <w:rFonts w:ascii="Algerian" w:hAnsi="Algerian" w:cs="Mangal"/>
-          <w:b w:val="0"/>
-          <w:color w:val="000000"/>
-          <w:sz w:val="36"/>
-          <w:szCs w:val="36"/>
-        </w:rPr>
-        <w:t>Data Collection Strategy</w:t>
-      </w:r>
-    </w:p>
-    <w:p/>
-    <w:p>
-      <w:pPr>
-        <w:pStyle w:val="ListParagraph"/>
-        <w:numPr>
-          <w:ilvl w:val="0"/>
-          <w:numId w:val="39"/>
-        </w:numPr>
-        <w:rPr>
-          <w:sz w:val="32"/>
-          <w:szCs w:val="32"/>
-        </w:rPr>
-      </w:pPr>
-      <w:r>
-        <w:rPr>
-          <w:b/>
-          <w:bCs/>
-          <w:sz w:val="32"/>
-          <w:szCs w:val="32"/>
-        </w:rPr>
-        <w:t>Step1: Dataset Selection</w:t>
-      </w:r>
-    </w:p>
-    <w:p>
-      <w:pPr>
-        <w:pStyle w:val="ListParagraph"/>
-        <w:spacing w:after="0" w:line="240" w:lineRule="auto"/>
-        <w:rPr>
-          <w:b/>
-          <w:bCs/>
-          <w:sz w:val="32"/>
-          <w:szCs w:val="32"/>
-        </w:rPr>
-      </w:pPr>
-    </w:p>
-    <w:p>
-      <w:pPr>
-        <w:spacing w:after="0" w:line="240" w:lineRule="auto"/>
-        <w:ind w:left="720"/>
-        <w:jc w:val="both"/>
-        <w:rPr>
-          <w:rFonts w:ascii="Times New Roman" w:eastAsia="Times New Roman" w:hAnsi="Times New Roman" w:cs="Times New Roman"/>
-          <w:color w:val="auto"/>
-          <w:sz w:val="28"/>
-          <w:szCs w:val="28"/>
-          <w:lang w:bidi="hi-IN"/>
-        </w:rPr>
-      </w:pPr>
-      <w:r>
-        <w:rPr>
-          <w:rFonts w:ascii="Times New Roman" w:eastAsia="Times New Roman" w:hAnsi="Times New Roman" w:cs="Times New Roman"/>
-          <w:color w:val="auto"/>
-          <w:sz w:val="28"/>
-          <w:szCs w:val="28"/>
-          <w:lang w:bidi="hi-IN"/>
-        </w:rPr>
-        <w:t>A healthcare dataset was selected based on the following criteria:</w:t>
-      </w:r>
-    </w:p>
-    <w:p>
-      <w:pPr>
-        <w:numPr>
-          <w:ilvl w:val="0"/>
-          <w:numId w:val="40"/>
-        </w:numPr>
-        <w:tabs>
-          <w:tab w:val="clear" w:pos="720"/>
-          <w:tab w:val="num" w:pos="1440"/>
-        </w:tabs>
-        <w:spacing w:before="100" w:beforeAutospacing="1" w:after="100" w:afterAutospacing="1" w:line="240" w:lineRule="auto"/>
-        <w:ind w:left="1440"/>
-        <w:jc w:val="both"/>
-        <w:rPr>
-          <w:rFonts w:ascii="Times New Roman" w:eastAsia="Times New Roman" w:hAnsi="Times New Roman" w:cs="Times New Roman"/>
-          <w:color w:val="auto"/>
-          <w:sz w:val="28"/>
-          <w:szCs w:val="28"/>
-          <w:lang w:bidi="hi-IN"/>
-        </w:rPr>
-      </w:pPr>
-      <w:r>
-        <w:rPr>
-          <w:rFonts w:ascii="Times New Roman" w:eastAsia="Times New Roman" w:hAnsi="Times New Roman" w:cs="Times New Roman"/>
-          <w:color w:val="auto"/>
-          <w:sz w:val="28"/>
-          <w:szCs w:val="28"/>
-          <w:lang w:bidi="hi-IN"/>
-        </w:rPr>
-        <w:t xml:space="preserve">Large number of patient records </w:t>
-      </w:r>
-    </w:p>
-    <w:p>
-      <w:pPr>
-        <w:numPr>
-          <w:ilvl w:val="0"/>
-          <w:numId w:val="40"/>
-        </w:numPr>
-        <w:tabs>
-          <w:tab w:val="clear" w:pos="720"/>
-          <w:tab w:val="num" w:pos="1440"/>
-        </w:tabs>
-        <w:spacing w:before="100" w:beforeAutospacing="1" w:after="100" w:afterAutospacing="1" w:line="240" w:lineRule="auto"/>
-        <w:ind w:left="1440"/>
-        <w:jc w:val="both"/>
-        <w:rPr>
-          <w:rFonts w:ascii="Times New Roman" w:eastAsia="Times New Roman" w:hAnsi="Times New Roman" w:cs="Times New Roman"/>
-          <w:color w:val="auto"/>
-          <w:sz w:val="28"/>
-          <w:szCs w:val="28"/>
-          <w:lang w:bidi="hi-IN"/>
-        </w:rPr>
-      </w:pPr>
-      <w:r>
-        <w:rPr>
-          <w:rFonts w:ascii="Times New Roman" w:eastAsia="Times New Roman" w:hAnsi="Times New Roman" w:cs="Times New Roman"/>
-          <w:color w:val="auto"/>
-          <w:sz w:val="28"/>
-          <w:szCs w:val="28"/>
-          <w:lang w:bidi="hi-IN"/>
-        </w:rPr>
-        <w:t xml:space="preserve">Multiple healthcare-related features </w:t>
-      </w:r>
-    </w:p>
-    <w:p>
-      <w:pPr>
-        <w:numPr>
-          <w:ilvl w:val="0"/>
-          <w:numId w:val="40"/>
-        </w:numPr>
-        <w:tabs>
-          <w:tab w:val="clear" w:pos="720"/>
-          <w:tab w:val="num" w:pos="1440"/>
-        </w:tabs>
-        <w:spacing w:before="100" w:beforeAutospacing="1" w:after="100" w:afterAutospacing="1" w:line="240" w:lineRule="auto"/>
-        <w:ind w:left="1440"/>
-        <w:jc w:val="both"/>
-        <w:rPr>
-          <w:rFonts w:ascii="Times New Roman" w:eastAsia="Times New Roman" w:hAnsi="Times New Roman" w:cs="Times New Roman"/>
-          <w:color w:val="auto"/>
-          <w:sz w:val="28"/>
-          <w:szCs w:val="28"/>
-          <w:lang w:bidi="hi-IN"/>
-        </w:rPr>
-      </w:pPr>
-      <w:r>
-        <w:rPr>
-          <w:rFonts w:ascii="Times New Roman" w:eastAsia="Times New Roman" w:hAnsi="Times New Roman" w:cs="Times New Roman"/>
-          <w:color w:val="auto"/>
-          <w:sz w:val="28"/>
-          <w:szCs w:val="28"/>
-          <w:lang w:bidi="hi-IN"/>
-        </w:rPr>
-        <w:t xml:space="preserve">Suitable for data visualization and predictive analysis </w:t>
-      </w:r>
-    </w:p>
-    <w:p>
-      <w:pPr>
-        <w:numPr>
-          <w:ilvl w:val="0"/>
-          <w:numId w:val="40"/>
-        </w:numPr>
-        <w:tabs>
-          <w:tab w:val="clear" w:pos="720"/>
-          <w:tab w:val="num" w:pos="1440"/>
-        </w:tabs>
-        <w:spacing w:before="100" w:beforeAutospacing="1" w:after="100" w:afterAutospacing="1" w:line="240" w:lineRule="auto"/>
-        <w:ind w:left="1440"/>
-        <w:jc w:val="both"/>
-        <w:rPr>
-          <w:rFonts w:ascii="Times New Roman" w:eastAsia="Times New Roman" w:hAnsi="Times New Roman" w:cs="Times New Roman"/>
-          <w:color w:val="auto"/>
-          <w:sz w:val="28"/>
-          <w:szCs w:val="28"/>
-          <w:lang w:bidi="hi-IN"/>
-        </w:rPr>
-      </w:pPr>
-      <w:r>
-        <w:rPr>
-          <w:rFonts w:ascii="Times New Roman" w:eastAsia="Times New Roman" w:hAnsi="Times New Roman" w:cs="Times New Roman"/>
-          <w:color w:val="auto"/>
-          <w:sz w:val="28"/>
-          <w:szCs w:val="28"/>
-          <w:lang w:bidi="hi-IN"/>
-        </w:rPr>
-        <w:t>Well-structured and easy to process</w:t>
-      </w:r>
-    </w:p>
-    <w:p>
-      <w:pPr>
-        <w:pStyle w:val="ListParagraph"/>
-        <w:numPr>
-          <w:ilvl w:val="0"/>
-          <w:numId w:val="39"/>
-        </w:numPr>
-        <w:rPr>
-          <w:sz w:val="32"/>
-          <w:szCs w:val="32"/>
-        </w:rPr>
-      </w:pPr>
-      <w:r>
-        <w:rPr>
-          <w:b/>
-          <w:bCs/>
-          <w:sz w:val="32"/>
-          <w:szCs w:val="32"/>
-        </w:rPr>
-        <w:t>Step2: Data Acquisition</w:t>
-      </w:r>
-    </w:p>
-    <w:p>
-      <w:pPr>
-        <w:pStyle w:val="ListParagraph"/>
-        <w:spacing w:after="0" w:line="240" w:lineRule="auto"/>
-        <w:rPr>
-          <w:b/>
-          <w:bCs/>
-          <w:sz w:val="32"/>
-          <w:szCs w:val="32"/>
-        </w:rPr>
-      </w:pPr>
-    </w:p>
-    <w:p>
-      <w:pPr>
-        <w:pStyle w:val="ListParagraph"/>
-        <w:jc w:val="both"/>
-        <w:rPr>
-          <w:sz w:val="28"/>
-          <w:szCs w:val="28"/>
-        </w:rPr>
-      </w:pPr>
-      <w:r>
-        <w:rPr>
-          <w:sz w:val="28"/>
-          <w:szCs w:val="28"/>
-        </w:rPr>
-        <w:t xml:space="preserve">The dataset was downloaded in </w:t>
-      </w:r>
-      <w:r>
-        <w:rPr>
-          <w:rStyle w:val="Strong"/>
-          <w:sz w:val="28"/>
-          <w:szCs w:val="28"/>
-        </w:rPr>
-        <w:t>CSV format</w:t>
-      </w:r>
-      <w:r>
-        <w:rPr>
-          <w:sz w:val="28"/>
-          <w:szCs w:val="28"/>
-        </w:rPr>
-        <w:t xml:space="preserve"> and stored on the local computer for further analysis. It was imported into </w:t>
-      </w:r>
-      <w:r>
-        <w:rPr>
-          <w:rStyle w:val="Strong"/>
-          <w:sz w:val="28"/>
-          <w:szCs w:val="28"/>
-        </w:rPr>
-        <w:t>Python</w:t>
-      </w:r>
-      <w:r>
-        <w:rPr>
-          <w:sz w:val="28"/>
-          <w:szCs w:val="28"/>
-        </w:rPr>
-        <w:t xml:space="preserve"> using the </w:t>
-      </w:r>
-      <w:r>
-        <w:rPr>
-          <w:rStyle w:val="Strong"/>
-          <w:sz w:val="28"/>
-          <w:szCs w:val="28"/>
-        </w:rPr>
-        <w:t>Pandas</w:t>
-      </w:r>
-      <w:r>
-        <w:rPr>
-          <w:sz w:val="28"/>
-          <w:szCs w:val="28"/>
-        </w:rPr>
-        <w:t xml:space="preserve"> library.</w:t>
-      </w:r>
-    </w:p>
-    <w:p>
-      <w:pPr>
-        <w:pStyle w:val="ListParagraph"/>
-        <w:rPr>
-          <w:rFonts w:ascii="Times New Roman" w:eastAsia="Times New Roman" w:hAnsi="Times New Roman" w:cs="Times New Roman"/>
-          <w:color w:val="auto"/>
-          <w:sz w:val="24"/>
-          <w:szCs w:val="24"/>
-          <w:lang w:bidi="hi-IN"/>
-        </w:rPr>
-      </w:pPr>
-    </w:p>
-    <w:p>
-      <w:pPr>
-        <w:pStyle w:val="ListParagraph"/>
-        <w:numPr>
-          <w:ilvl w:val="0"/>
-          <w:numId w:val="39"/>
-        </w:numPr>
-        <w:rPr>
-          <w:sz w:val="32"/>
-          <w:szCs w:val="32"/>
-        </w:rPr>
-      </w:pPr>
-      <w:r>
-        <w:rPr>
-          <w:b/>
-          <w:bCs/>
-          <w:sz w:val="32"/>
-          <w:szCs w:val="32"/>
-        </w:rPr>
-        <w:t>Step3: Data Loading</w:t>
-      </w:r>
-    </w:p>
-    <w:p>
-      <w:pPr>
-        <w:pStyle w:val="ListParagraph"/>
-        <w:spacing w:after="0" w:line="240" w:lineRule="auto"/>
-        <w:rPr>
-          <w:b/>
-          <w:bCs/>
-          <w:sz w:val="32"/>
-          <w:szCs w:val="32"/>
-        </w:rPr>
-      </w:pPr>
-    </w:p>
-    <w:p>
-      <w:pPr>
-        <w:spacing w:after="0" w:line="240" w:lineRule="auto"/>
-        <w:ind w:left="720"/>
-        <w:rPr>
-          <w:rFonts w:ascii="Times New Roman" w:eastAsia="Times New Roman" w:hAnsi="Times New Roman" w:cs="Times New Roman"/>
-          <w:color w:val="auto"/>
-          <w:sz w:val="24"/>
-          <w:szCs w:val="24"/>
-          <w:lang w:bidi="hi-IN"/>
-        </w:rPr>
-      </w:pPr>
-      <w:r>
-        <w:rPr>
-          <w:rFonts w:ascii="Times New Roman" w:eastAsia="Times New Roman" w:hAnsi="Times New Roman" w:cs="Times New Roman"/>
-          <w:color w:val="auto"/>
-          <w:sz w:val="28"/>
-          <w:szCs w:val="28"/>
-          <w:lang w:bidi="hi-IN"/>
-        </w:rPr>
-        <w:t xml:space="preserve">The dataset was loaded into a </w:t>
-      </w:r>
-      <w:proofErr w:type="spellStart"/>
-      <w:r>
-        <w:rPr>
-          <w:rFonts w:ascii="Times New Roman" w:eastAsia="Times New Roman" w:hAnsi="Times New Roman" w:cs="Times New Roman"/>
-          <w:color w:val="auto"/>
-          <w:sz w:val="28"/>
-          <w:szCs w:val="28"/>
-          <w:lang w:bidi="hi-IN"/>
-        </w:rPr>
-        <w:t>jupyter</w:t>
-      </w:r>
-      <w:proofErr w:type="spellEnd"/>
-      <w:r>
-        <w:rPr>
-          <w:rFonts w:ascii="Times New Roman" w:eastAsia="Times New Roman" w:hAnsi="Times New Roman" w:cs="Times New Roman"/>
-          <w:color w:val="auto"/>
-          <w:sz w:val="28"/>
-          <w:szCs w:val="28"/>
-          <w:lang w:bidi="hi-IN"/>
-        </w:rPr>
-        <w:t xml:space="preserve"> notebook using pandas</w:t>
-      </w:r>
-      <w:r>
-        <w:rPr>
-          <w:rFonts w:ascii="Times New Roman" w:eastAsia="Times New Roman" w:hAnsi="Times New Roman" w:cs="Times New Roman"/>
-          <w:color w:val="auto"/>
-          <w:sz w:val="24"/>
-          <w:szCs w:val="24"/>
-          <w:lang w:bidi="hi-IN"/>
-        </w:rPr>
-        <w:t>.</w:t>
-      </w:r>
-    </w:p>
-    <w:p>
-      <w:pPr>
-        <w:spacing w:after="0" w:line="240" w:lineRule="auto"/>
-        <w:ind w:left="720"/>
-        <w:rPr>
-          <w:rFonts w:ascii="Times New Roman" w:eastAsia="Times New Roman" w:hAnsi="Times New Roman" w:cs="Times New Roman"/>
-          <w:color w:val="auto"/>
-          <w:sz w:val="24"/>
-          <w:szCs w:val="24"/>
-          <w:lang w:bidi="hi-IN"/>
-        </w:rPr>
-      </w:pPr>
-    </w:p>
-    <w:p>
-      <w:pPr>
-        <w:spacing w:after="0" w:line="240" w:lineRule="auto"/>
-        <w:ind w:left="720"/>
-        <w:rPr>
-          <w:rFonts w:ascii="Times New Roman" w:eastAsia="Times New Roman" w:hAnsi="Times New Roman" w:cs="Times New Roman"/>
-          <w:color w:val="auto"/>
-          <w:sz w:val="24"/>
-          <w:szCs w:val="24"/>
-          <w:lang w:bidi="hi-IN"/>
-        </w:rPr>
-      </w:pPr>
-      <w:r>
-        <w:rPr>
-          <w:rFonts w:ascii="Times New Roman" w:eastAsia="Times New Roman" w:hAnsi="Times New Roman" w:cs="Times New Roman"/>
-          <w:noProof/>
-          <w:color w:val="auto"/>
-          <w:sz w:val="24"/>
-          <w:szCs w:val="24"/>
-          <w:lang w:bidi="hi-IN"/>
-        </w:rPr>
         <w:drawing>
-          <wp:inline distT="0" distB="0" distL="0" distR="0" wp14:anchorId="7318001A" wp14:editId="41199EA1">
-            <wp:extent cx="4467225" cy="685800"/>
-            <wp:effectExtent l="0" t="0" r="9525" b="0"/>
-            <wp:docPr id="2" name="Picture 2"/>
+          <wp:inline distT="0" distB="0" distL="0" distR="0" wp14:anchorId="6F0C08FC" wp14:editId="06522A2D">
+            <wp:extent cx="4991100" cy="8039100"/>
+            <wp:effectExtent l="0" t="0" r="0" b="0"/>
+            <wp:docPr id="5" name="Picture 5"/>
             <wp:cNvGraphicFramePr>
               <a:graphicFrameLocks xmlns:a="http://schemas.openxmlformats.org/drawingml/2006/main" noChangeAspect="1"/>
             </wp:cNvGraphicFramePr>
@@ -1906,7 +1382,7 @@
                   <pic:spPr>
                     <a:xfrm>
                       <a:off x="0" y="0"/>
-                      <a:ext cx="4467623" cy="685861"/>
+                      <a:ext cx="4991799" cy="8040226"/>
                     </a:xfrm>
                     <a:prstGeom prst="rect">
                       <a:avLst/>
@@ -1921,16 +1397,70 @@
     </w:p>
     <w:p>
       <w:pPr>
+        <w:pStyle w:val="ListParagraph"/>
+        <w:numPr>
+          <w:ilvl w:val="0"/>
+          <w:numId w:val="3"/>
+        </w:numPr>
+        <w:rPr>
+          <w:rFonts w:ascii="Algerian" w:hAnsi="Algerian"/>
+          <w:sz w:val="36"/>
+          <w:szCs w:val="36"/>
+        </w:rPr>
+      </w:pPr>
+      <w:r>
+        <w:rPr>
+          <w:rFonts w:ascii="Algerian" w:hAnsi="Algerian"/>
+          <w:sz w:val="36"/>
+          <w:szCs w:val="36"/>
+        </w:rPr>
+        <w:lastRenderedPageBreak/>
+        <w:t>Task Objective</w:t>
+      </w:r>
+    </w:p>
+    <w:p>
+      <w:pPr>
+        <w:pStyle w:val="ListParagraph"/>
+        <w:rPr>
+          <w:rFonts w:ascii="Algerian" w:hAnsi="Algerian"/>
+          <w:sz w:val="36"/>
+          <w:szCs w:val="36"/>
+        </w:rPr>
+      </w:pPr>
+    </w:p>
+    <w:p>
+      <w:pPr>
         <w:spacing w:after="0" w:line="240" w:lineRule="auto"/>
         <w:ind w:left="720"/>
-        <w:rPr>
-          <w:rFonts w:ascii="Times New Roman" w:eastAsia="Times New Roman" w:hAnsi="Times New Roman" w:cs="Times New Roman"/>
-          <w:color w:val="auto"/>
-          <w:sz w:val="24"/>
-          <w:szCs w:val="24"/>
-          <w:lang w:bidi="hi-IN"/>
-        </w:rPr>
-      </w:pPr>
+        <w:jc w:val="both"/>
+        <w:rPr>
+          <w:rFonts w:ascii="Times New Roman" w:eastAsia="Times New Roman" w:hAnsi="Times New Roman" w:cs="Times New Roman"/>
+          <w:color w:val="auto"/>
+          <w:sz w:val="28"/>
+          <w:szCs w:val="28"/>
+          <w:lang w:bidi="hi-IN"/>
+        </w:rPr>
+      </w:pPr>
+      <w:r>
+        <w:rPr>
+          <w:rFonts w:ascii="Times New Roman" w:eastAsia="Times New Roman" w:hAnsi="Times New Roman" w:cs="Times New Roman"/>
+          <w:color w:val="auto"/>
+          <w:sz w:val="28"/>
+          <w:szCs w:val="28"/>
+          <w:lang w:bidi="hi-IN"/>
+        </w:rPr>
+        <w:t>This task is designed to evaluate your approach to sourcing, acquiring, and assuring the quality of healthcare data. You will simulate the planning process for data collection and quality control measures in a healthcare setting. This includes understanding public data sources, validating data integrity, and planning for data cleaning processes</w:t>
+      </w:r>
+      <w:r>
+        <w:rPr>
+          <w:rFonts w:ascii="Times New Roman" w:hAnsi="Times New Roman" w:cs="Times New Roman"/>
+          <w:color w:val="475569"/>
+          <w:sz w:val="28"/>
+          <w:szCs w:val="28"/>
+          <w:shd w:val="clear" w:color="auto" w:fill="FFFFFF"/>
+        </w:rPr>
+        <w:t>.</w:t>
+      </w:r>
     </w:p>
     <w:p>
       <w:pPr>
@@ -1939,8 +1469,8 @@
         <w:rPr>
           <w:rFonts w:ascii="Times New Roman" w:eastAsia="Times New Roman" w:hAnsi="Times New Roman" w:cs="Times New Roman"/>
           <w:color w:val="auto"/>
-          <w:sz w:val="24"/>
-          <w:szCs w:val="24"/>
+          <w:sz w:val="28"/>
+          <w:szCs w:val="28"/>
           <w:lang w:bidi="hi-IN"/>
         </w:rPr>
       </w:pPr>
@@ -1952,12 +1482,40 @@
         <w:rPr>
           <w:rFonts w:ascii="Times New Roman" w:eastAsia="Times New Roman" w:hAnsi="Times New Roman" w:cs="Times New Roman"/>
           <w:color w:val="auto"/>
-          <w:sz w:val="24"/>
-          <w:szCs w:val="24"/>
+          <w:sz w:val="28"/>
+          <w:szCs w:val="28"/>
           <w:lang w:bidi="hi-IN"/>
         </w:rPr>
       </w:pPr>
     </w:p>
+    <w:p>
+      <w:pPr>
+        <w:pStyle w:val="Heading1"/>
+        <w:numPr>
+          <w:ilvl w:val="0"/>
+          <w:numId w:val="3"/>
+        </w:numPr>
+        <w:jc w:val="left"/>
+        <w:rPr>
+          <w:rFonts w:ascii="Algerian" w:hAnsi="Algerian" w:cs="Mangal"/>
+          <w:b w:val="0"/>
+          <w:color w:val="000000"/>
+          <w:sz w:val="36"/>
+          <w:szCs w:val="36"/>
+        </w:rPr>
+      </w:pPr>
+      <w:r>
+        <w:rPr>
+          <w:rFonts w:ascii="Algerian" w:hAnsi="Algerian" w:cs="Mangal"/>
+          <w:b w:val="0"/>
+          <w:color w:val="000000"/>
+          <w:sz w:val="36"/>
+          <w:szCs w:val="36"/>
+        </w:rPr>
+        <w:t>Data Collection Strategy</w:t>
+      </w:r>
+    </w:p>
+    <w:p/>
     <w:p>
       <w:pPr>
         <w:pStyle w:val="ListParagraph"/>
@@ -1977,34 +1535,50 @@
           <w:sz w:val="32"/>
           <w:szCs w:val="32"/>
         </w:rPr>
-        <w:lastRenderedPageBreak/>
-        <w:t>Step4: Initial Data Inspection</w:t>
+        <w:t>Step1: Dataset Selection</w:t>
       </w:r>
     </w:p>
     <w:p>
       <w:pPr>
-        <w:spacing w:before="100" w:beforeAutospacing="1" w:after="100" w:afterAutospacing="1" w:line="240" w:lineRule="auto"/>
-        <w:ind w:left="720"/>
-        <w:rPr>
-          <w:rFonts w:cs="Mangal"/>
-          <w:sz w:val="28"/>
-          <w:szCs w:val="28"/>
-        </w:rPr>
-      </w:pPr>
-      <w:r>
-        <w:rPr>
-          <w:rFonts w:cs="Mangal"/>
-          <w:sz w:val="28"/>
-          <w:szCs w:val="28"/>
-        </w:rPr>
-        <w:t>After loading the dataset, the following checks were performed:</w:t>
-      </w:r>
+        <w:pStyle w:val="ListParagraph"/>
+        <w:spacing w:after="0" w:line="240" w:lineRule="auto"/>
+        <w:rPr>
+          <w:b/>
+          <w:bCs/>
+          <w:sz w:val="32"/>
+          <w:szCs w:val="32"/>
+        </w:rPr>
+      </w:pPr>
     </w:p>
     <w:p>
       <w:pPr>
+        <w:spacing w:after="0" w:line="240" w:lineRule="auto"/>
+        <w:ind w:left="720"/>
+        <w:jc w:val="both"/>
+        <w:rPr>
+          <w:rFonts w:ascii="Times New Roman" w:eastAsia="Times New Roman" w:hAnsi="Times New Roman" w:cs="Times New Roman"/>
+          <w:color w:val="auto"/>
+          <w:sz w:val="28"/>
+          <w:szCs w:val="28"/>
+          <w:lang w:bidi="hi-IN"/>
+        </w:rPr>
+      </w:pPr>
+      <w:r>
+        <w:rPr>
+          <w:rFonts w:ascii="Times New Roman" w:eastAsia="Times New Roman" w:hAnsi="Times New Roman" w:cs="Times New Roman"/>
+          <w:color w:val="auto"/>
+          <w:sz w:val="28"/>
+          <w:szCs w:val="28"/>
+          <w:lang w:bidi="hi-IN"/>
+        </w:rPr>
+        <w:t>A healthcare dataset was selected based on the following criteria:</w:t>
+      </w:r>
+    </w:p>
+    <w:p>
+      <w:pPr>
         <w:numPr>
           <w:ilvl w:val="0"/>
-          <w:numId w:val="41"/>
+          <w:numId w:val="40"/>
         </w:numPr>
         <w:tabs>
           <w:tab w:val="clear" w:pos="720"/>
@@ -2012,43 +1586,336 @@
         </w:tabs>
         <w:spacing w:before="100" w:beforeAutospacing="1" w:after="100" w:afterAutospacing="1" w:line="240" w:lineRule="auto"/>
         <w:ind w:left="1440"/>
-        <w:rPr>
-          <w:rFonts w:cs="Mangal"/>
-          <w:sz w:val="28"/>
-          <w:szCs w:val="28"/>
-        </w:rPr>
-      </w:pPr>
-      <w:r>
-        <w:rPr>
-          <w:rFonts w:cs="Mangal"/>
-          <w:sz w:val="28"/>
-          <w:szCs w:val="28"/>
-        </w:rPr>
-        <w:t xml:space="preserve">Display the first five records </w:t>
+        <w:jc w:val="both"/>
+        <w:rPr>
+          <w:rFonts w:ascii="Times New Roman" w:eastAsia="Times New Roman" w:hAnsi="Times New Roman" w:cs="Times New Roman"/>
+          <w:color w:val="auto"/>
+          <w:sz w:val="28"/>
+          <w:szCs w:val="28"/>
+          <w:lang w:bidi="hi-IN"/>
+        </w:rPr>
+      </w:pPr>
+      <w:r>
+        <w:rPr>
+          <w:rFonts w:ascii="Times New Roman" w:eastAsia="Times New Roman" w:hAnsi="Times New Roman" w:cs="Times New Roman"/>
+          <w:color w:val="auto"/>
+          <w:sz w:val="28"/>
+          <w:szCs w:val="28"/>
+          <w:lang w:bidi="hi-IN"/>
+        </w:rPr>
+        <w:t xml:space="preserve">Large number of patient records </w:t>
       </w:r>
     </w:p>
     <w:p>
       <w:pPr>
+        <w:numPr>
+          <w:ilvl w:val="0"/>
+          <w:numId w:val="40"/>
+        </w:numPr>
+        <w:tabs>
+          <w:tab w:val="clear" w:pos="720"/>
+          <w:tab w:val="num" w:pos="1440"/>
+        </w:tabs>
         <w:spacing w:before="100" w:beforeAutospacing="1" w:after="100" w:afterAutospacing="1" w:line="240" w:lineRule="auto"/>
-        <w:ind w:left="1080"/>
-        <w:rPr>
-          <w:rFonts w:cs="Mangal"/>
-          <w:sz w:val="28"/>
-          <w:szCs w:val="28"/>
-        </w:rPr>
-      </w:pPr>
-      <w:r>
-        <w:rPr>
-          <w:rFonts w:cs="Mangal"/>
+        <w:ind w:left="1440"/>
+        <w:jc w:val="both"/>
+        <w:rPr>
+          <w:rFonts w:ascii="Times New Roman" w:eastAsia="Times New Roman" w:hAnsi="Times New Roman" w:cs="Times New Roman"/>
+          <w:color w:val="auto"/>
+          <w:sz w:val="28"/>
+          <w:szCs w:val="28"/>
+          <w:lang w:bidi="hi-IN"/>
+        </w:rPr>
+      </w:pPr>
+      <w:r>
+        <w:rPr>
+          <w:rFonts w:ascii="Times New Roman" w:eastAsia="Times New Roman" w:hAnsi="Times New Roman" w:cs="Times New Roman"/>
+          <w:color w:val="auto"/>
+          <w:sz w:val="28"/>
+          <w:szCs w:val="28"/>
+          <w:lang w:bidi="hi-IN"/>
+        </w:rPr>
+        <w:t xml:space="preserve">Multiple healthcare-related features </w:t>
+      </w:r>
+    </w:p>
+    <w:p>
+      <w:pPr>
+        <w:numPr>
+          <w:ilvl w:val="0"/>
+          <w:numId w:val="40"/>
+        </w:numPr>
+        <w:tabs>
+          <w:tab w:val="clear" w:pos="720"/>
+          <w:tab w:val="num" w:pos="1440"/>
+        </w:tabs>
+        <w:spacing w:before="100" w:beforeAutospacing="1" w:after="100" w:afterAutospacing="1" w:line="240" w:lineRule="auto"/>
+        <w:ind w:left="1440"/>
+        <w:jc w:val="both"/>
+        <w:rPr>
+          <w:rFonts w:ascii="Times New Roman" w:eastAsia="Times New Roman" w:hAnsi="Times New Roman" w:cs="Times New Roman"/>
+          <w:color w:val="auto"/>
+          <w:sz w:val="28"/>
+          <w:szCs w:val="28"/>
+          <w:lang w:bidi="hi-IN"/>
+        </w:rPr>
+      </w:pPr>
+      <w:r>
+        <w:rPr>
+          <w:rFonts w:ascii="Times New Roman" w:eastAsia="Times New Roman" w:hAnsi="Times New Roman" w:cs="Times New Roman"/>
+          <w:color w:val="auto"/>
+          <w:sz w:val="28"/>
+          <w:szCs w:val="28"/>
+          <w:lang w:bidi="hi-IN"/>
+        </w:rPr>
+        <w:t xml:space="preserve">Suitable for data visualization and predictive analysis </w:t>
+      </w:r>
+    </w:p>
+    <w:p>
+      <w:pPr>
+        <w:numPr>
+          <w:ilvl w:val="0"/>
+          <w:numId w:val="40"/>
+        </w:numPr>
+        <w:tabs>
+          <w:tab w:val="clear" w:pos="720"/>
+          <w:tab w:val="num" w:pos="1440"/>
+        </w:tabs>
+        <w:spacing w:before="100" w:beforeAutospacing="1" w:after="100" w:afterAutospacing="1" w:line="240" w:lineRule="auto"/>
+        <w:ind w:left="1440"/>
+        <w:jc w:val="both"/>
+        <w:rPr>
+          <w:rFonts w:ascii="Times New Roman" w:eastAsia="Times New Roman" w:hAnsi="Times New Roman" w:cs="Times New Roman"/>
+          <w:color w:val="auto"/>
+          <w:sz w:val="28"/>
+          <w:szCs w:val="28"/>
+          <w:lang w:bidi="hi-IN"/>
+        </w:rPr>
+      </w:pPr>
+      <w:r>
+        <w:rPr>
+          <w:rFonts w:ascii="Times New Roman" w:eastAsia="Times New Roman" w:hAnsi="Times New Roman" w:cs="Times New Roman"/>
+          <w:color w:val="auto"/>
+          <w:sz w:val="28"/>
+          <w:szCs w:val="28"/>
+          <w:lang w:bidi="hi-IN"/>
+        </w:rPr>
+        <w:t>Well-structured and easy to process</w:t>
+      </w:r>
+    </w:p>
+    <w:p>
+      <w:pPr>
+        <w:pStyle w:val="ListParagraph"/>
+        <w:numPr>
+          <w:ilvl w:val="0"/>
+          <w:numId w:val="39"/>
+        </w:numPr>
+        <w:rPr>
+          <w:sz w:val="32"/>
+          <w:szCs w:val="32"/>
+        </w:rPr>
+      </w:pPr>
+      <w:r>
+        <w:rPr>
+          <w:b/>
+          <w:bCs/>
+          <w:sz w:val="32"/>
+          <w:szCs w:val="32"/>
+        </w:rPr>
+        <w:t>Step2: Data Acquisition</w:t>
+      </w:r>
+    </w:p>
+    <w:p>
+      <w:pPr>
+        <w:pStyle w:val="ListParagraph"/>
+        <w:spacing w:after="0" w:line="240" w:lineRule="auto"/>
+        <w:rPr>
+          <w:b/>
+          <w:bCs/>
+          <w:sz w:val="32"/>
+          <w:szCs w:val="32"/>
+        </w:rPr>
+      </w:pPr>
+    </w:p>
+    <w:p>
+      <w:pPr>
+        <w:pStyle w:val="ListParagraph"/>
+        <w:jc w:val="both"/>
+        <w:rPr>
+          <w:sz w:val="28"/>
+          <w:szCs w:val="28"/>
+        </w:rPr>
+      </w:pPr>
+      <w:r>
+        <w:rPr>
+          <w:sz w:val="28"/>
+          <w:szCs w:val="28"/>
+        </w:rPr>
+        <w:t xml:space="preserve">The dataset was downloaded in </w:t>
+      </w:r>
+      <w:r>
+        <w:rPr>
+          <w:rStyle w:val="Strong"/>
+          <w:sz w:val="28"/>
+          <w:szCs w:val="28"/>
+        </w:rPr>
+        <w:t>CSV format</w:t>
+      </w:r>
+      <w:r>
+        <w:rPr>
+          <w:sz w:val="28"/>
+          <w:szCs w:val="28"/>
+        </w:rPr>
+        <w:t xml:space="preserve"> and stored on the local computer for further analysis. It was imported into </w:t>
+      </w:r>
+      <w:r>
+        <w:rPr>
+          <w:rStyle w:val="Strong"/>
+          <w:sz w:val="28"/>
+          <w:szCs w:val="28"/>
+        </w:rPr>
+        <w:t>Python</w:t>
+      </w:r>
+      <w:r>
+        <w:rPr>
+          <w:sz w:val="28"/>
+          <w:szCs w:val="28"/>
+        </w:rPr>
+        <w:t xml:space="preserve"> using the </w:t>
+      </w:r>
+      <w:r>
+        <w:rPr>
+          <w:rStyle w:val="Strong"/>
+          <w:sz w:val="28"/>
+          <w:szCs w:val="28"/>
+        </w:rPr>
+        <w:t>Pandas</w:t>
+      </w:r>
+      <w:r>
+        <w:rPr>
+          <w:sz w:val="28"/>
+          <w:szCs w:val="28"/>
+        </w:rPr>
+        <w:t xml:space="preserve"> library.</w:t>
+      </w:r>
+    </w:p>
+    <w:p>
+      <w:pPr>
+        <w:pStyle w:val="ListParagraph"/>
+        <w:rPr>
+          <w:rFonts w:ascii="Times New Roman" w:eastAsia="Times New Roman" w:hAnsi="Times New Roman" w:cs="Times New Roman"/>
+          <w:color w:val="auto"/>
+          <w:sz w:val="24"/>
+          <w:szCs w:val="24"/>
+          <w:lang w:bidi="hi-IN"/>
+        </w:rPr>
+      </w:pPr>
+    </w:p>
+    <w:p>
+      <w:pPr>
+        <w:pStyle w:val="ListParagraph"/>
+        <w:numPr>
+          <w:ilvl w:val="0"/>
+          <w:numId w:val="39"/>
+        </w:numPr>
+        <w:rPr>
+          <w:sz w:val="32"/>
+          <w:szCs w:val="32"/>
+        </w:rPr>
+      </w:pPr>
+      <w:r>
+        <w:rPr>
+          <w:b/>
+          <w:bCs/>
+          <w:sz w:val="32"/>
+          <w:szCs w:val="32"/>
+        </w:rPr>
+        <w:t>Step3: Data Loading</w:t>
+      </w:r>
+    </w:p>
+    <w:p>
+      <w:pPr>
+        <w:pStyle w:val="ListParagraph"/>
+        <w:spacing w:after="0" w:line="240" w:lineRule="auto"/>
+        <w:rPr>
+          <w:b/>
+          <w:bCs/>
+          <w:sz w:val="32"/>
+          <w:szCs w:val="32"/>
+        </w:rPr>
+      </w:pPr>
+    </w:p>
+    <w:p>
+      <w:pPr>
+        <w:spacing w:after="0" w:line="240" w:lineRule="auto"/>
+        <w:ind w:left="720"/>
+        <w:rPr>
+          <w:rFonts w:ascii="Times New Roman" w:eastAsia="Times New Roman" w:hAnsi="Times New Roman" w:cs="Times New Roman"/>
+          <w:color w:val="auto"/>
+          <w:sz w:val="24"/>
+          <w:szCs w:val="24"/>
+          <w:lang w:bidi="hi-IN"/>
+        </w:rPr>
+      </w:pPr>
+      <w:r>
+        <w:rPr>
+          <w:rFonts w:ascii="Times New Roman" w:eastAsia="Times New Roman" w:hAnsi="Times New Roman" w:cs="Times New Roman"/>
+          <w:color w:val="auto"/>
+          <w:sz w:val="28"/>
+          <w:szCs w:val="28"/>
+          <w:lang w:bidi="hi-IN"/>
+        </w:rPr>
+        <w:t>The dataset was loaded into a jupyter notebook using pandas</w:t>
+      </w:r>
+      <w:r>
+        <w:rPr>
+          <w:rFonts w:ascii="Times New Roman" w:eastAsia="Times New Roman" w:hAnsi="Times New Roman" w:cs="Times New Roman"/>
+          <w:color w:val="auto"/>
+          <w:sz w:val="24"/>
+          <w:szCs w:val="24"/>
+          <w:lang w:bidi="hi-IN"/>
+        </w:rPr>
+        <w:t>.</w:t>
+      </w:r>
+    </w:p>
+    <w:p>
+      <w:pPr>
+        <w:spacing w:after="0" w:line="240" w:lineRule="auto"/>
+        <w:ind w:left="720"/>
+        <w:rPr>
+          <w:rFonts w:ascii="Times New Roman" w:eastAsia="Times New Roman" w:hAnsi="Times New Roman" w:cs="Times New Roman"/>
+          <w:color w:val="auto"/>
+          <w:sz w:val="24"/>
+          <w:szCs w:val="24"/>
+          <w:lang w:bidi="hi-IN"/>
+        </w:rPr>
+      </w:pPr>
+    </w:p>
+    <w:p>
+      <w:pPr>
+        <w:spacing w:after="0" w:line="240" w:lineRule="auto"/>
+        <w:ind w:left="720"/>
+        <w:rPr>
+          <w:rFonts w:ascii="Times New Roman" w:eastAsia="Times New Roman" w:hAnsi="Times New Roman" w:cs="Times New Roman"/>
+          <w:color w:val="auto"/>
+          <w:sz w:val="24"/>
+          <w:szCs w:val="24"/>
+          <w:lang w:bidi="hi-IN"/>
+        </w:rPr>
+      </w:pPr>
+      <w:r>
+        <w:rPr>
+          <w:rFonts w:ascii="Times New Roman" w:eastAsia="Times New Roman" w:hAnsi="Times New Roman" w:cs="Times New Roman"/>
           <w:noProof/>
-          <w:sz w:val="28"/>
-          <w:szCs w:val="28"/>
+          <w:color w:val="auto"/>
+          <w:sz w:val="24"/>
+          <w:szCs w:val="24"/>
+          <w:lang w:bidi="hi-IN"/>
         </w:rPr>
         <w:drawing>
-          <wp:inline distT="0" distB="0" distL="0" distR="0" wp14:anchorId="6D4CB5BF" wp14:editId="58B49CAC">
-            <wp:extent cx="5943600" cy="1966595"/>
-            <wp:effectExtent l="0" t="0" r="0" b="0"/>
-            <wp:docPr id="3" name="Picture 3"/>
+          <wp:inline distT="0" distB="0" distL="0" distR="0" wp14:anchorId="7318001A" wp14:editId="41199EA1">
+            <wp:extent cx="4467225" cy="685800"/>
+            <wp:effectExtent l="0" t="0" r="9525" b="0"/>
+            <wp:docPr id="2" name="Picture 2"/>
             <wp:cNvGraphicFramePr>
               <a:graphicFrameLocks xmlns:a="http://schemas.openxmlformats.org/drawingml/2006/main" noChangeAspect="1"/>
             </wp:cNvGraphicFramePr>
@@ -2068,7 +1935,7 @@
                   <pic:spPr>
                     <a:xfrm>
                       <a:off x="0" y="0"/>
-                      <a:ext cx="5943600" cy="1966595"/>
+                      <a:ext cx="4467623" cy="685861"/>
                     </a:xfrm>
                     <a:prstGeom prst="rect">
                       <a:avLst/>
@@ -2083,6 +1950,87 @@
     </w:p>
     <w:p>
       <w:pPr>
+        <w:spacing w:after="0" w:line="240" w:lineRule="auto"/>
+        <w:ind w:left="720"/>
+        <w:rPr>
+          <w:rFonts w:ascii="Times New Roman" w:eastAsia="Times New Roman" w:hAnsi="Times New Roman" w:cs="Times New Roman"/>
+          <w:color w:val="auto"/>
+          <w:sz w:val="24"/>
+          <w:szCs w:val="24"/>
+          <w:lang w:bidi="hi-IN"/>
+        </w:rPr>
+      </w:pPr>
+    </w:p>
+    <w:p>
+      <w:pPr>
+        <w:spacing w:after="0" w:line="240" w:lineRule="auto"/>
+        <w:ind w:left="720"/>
+        <w:rPr>
+          <w:rFonts w:ascii="Times New Roman" w:eastAsia="Times New Roman" w:hAnsi="Times New Roman" w:cs="Times New Roman"/>
+          <w:color w:val="auto"/>
+          <w:sz w:val="24"/>
+          <w:szCs w:val="24"/>
+          <w:lang w:bidi="hi-IN"/>
+        </w:rPr>
+      </w:pPr>
+    </w:p>
+    <w:p>
+      <w:pPr>
+        <w:spacing w:after="0" w:line="240" w:lineRule="auto"/>
+        <w:ind w:left="720"/>
+        <w:rPr>
+          <w:rFonts w:ascii="Times New Roman" w:eastAsia="Times New Roman" w:hAnsi="Times New Roman" w:cs="Times New Roman"/>
+          <w:color w:val="auto"/>
+          <w:sz w:val="24"/>
+          <w:szCs w:val="24"/>
+          <w:lang w:bidi="hi-IN"/>
+        </w:rPr>
+      </w:pPr>
+    </w:p>
+    <w:p>
+      <w:pPr>
+        <w:pStyle w:val="ListParagraph"/>
+        <w:numPr>
+          <w:ilvl w:val="0"/>
+          <w:numId w:val="39"/>
+        </w:numPr>
+        <w:rPr>
+          <w:sz w:val="32"/>
+          <w:szCs w:val="32"/>
+        </w:rPr>
+      </w:pPr>
+      <w:r>
+        <w:rPr>
+          <w:b/>
+          <w:bCs/>
+          <w:sz w:val="32"/>
+          <w:szCs w:val="32"/>
+        </w:rPr>
+        <w:lastRenderedPageBreak/>
+        <w:t>Step4: Initial Data Inspection</w:t>
+      </w:r>
+    </w:p>
+    <w:p>
+      <w:pPr>
+        <w:spacing w:before="100" w:beforeAutospacing="1" w:after="100" w:afterAutospacing="1" w:line="240" w:lineRule="auto"/>
+        <w:ind w:left="720"/>
+        <w:rPr>
+          <w:rFonts w:cs="Mangal"/>
+          <w:sz w:val="28"/>
+          <w:szCs w:val="28"/>
+        </w:rPr>
+      </w:pPr>
+      <w:r>
+        <w:rPr>
+          <w:rFonts w:cs="Mangal"/>
+          <w:sz w:val="28"/>
+          <w:szCs w:val="28"/>
+        </w:rPr>
+        <w:t>After loading the dataset, the following checks were performed:</w:t>
+      </w:r>
+    </w:p>
+    <w:p>
+      <w:pPr>
         <w:numPr>
           <w:ilvl w:val="0"/>
           <w:numId w:val="41"/>
@@ -2105,13 +2053,13 @@
           <w:sz w:val="28"/>
           <w:szCs w:val="28"/>
         </w:rPr>
-        <w:t xml:space="preserve">Check the number of rows and columns </w:t>
+        <w:t xml:space="preserve">Display the first five records </w:t>
       </w:r>
     </w:p>
     <w:p>
       <w:pPr>
         <w:spacing w:before="100" w:beforeAutospacing="1" w:after="100" w:afterAutospacing="1" w:line="240" w:lineRule="auto"/>
-        <w:ind w:left="1440"/>
+        <w:ind w:left="1080"/>
         <w:rPr>
           <w:rFonts w:cs="Mangal"/>
           <w:sz w:val="28"/>
@@ -2126,10 +2074,10 @@
           <w:szCs w:val="28"/>
         </w:rPr>
         <w:drawing>
-          <wp:inline distT="0" distB="0" distL="0" distR="0" wp14:anchorId="03867F87" wp14:editId="59D70DB2">
-            <wp:extent cx="1828958" cy="861135"/>
+          <wp:inline distT="0" distB="0" distL="0" distR="0" wp14:anchorId="6D4CB5BF" wp14:editId="58B49CAC">
+            <wp:extent cx="5943600" cy="1966595"/>
             <wp:effectExtent l="0" t="0" r="0" b="0"/>
-            <wp:docPr id="4" name="Picture 4"/>
+            <wp:docPr id="3" name="Picture 3"/>
             <wp:cNvGraphicFramePr>
               <a:graphicFrameLocks xmlns:a="http://schemas.openxmlformats.org/drawingml/2006/main" noChangeAspect="1"/>
             </wp:cNvGraphicFramePr>
@@ -2149,7 +2097,7 @@
                   <pic:spPr>
                     <a:xfrm>
                       <a:off x="0" y="0"/>
-                      <a:ext cx="1828958" cy="861135"/>
+                      <a:ext cx="5943600" cy="1966595"/>
                     </a:xfrm>
                     <a:prstGeom prst="rect">
                       <a:avLst/>
@@ -2186,15 +2134,7 @@
           <w:sz w:val="28"/>
           <w:szCs w:val="28"/>
         </w:rPr>
-        <w:t>Verify column names</w:t>
-      </w:r>
-      <w:r>
-        <w:rPr>
-          <w:rFonts w:cs="Mangal"/>
-          <w:sz w:val="28"/>
-          <w:szCs w:val="28"/>
-        </w:rPr>
-        <w:t xml:space="preserve"> and data types</w:t>
+        <w:t xml:space="preserve">Check the number of rows and columns </w:t>
       </w:r>
     </w:p>
     <w:p>
@@ -2215,10 +2155,10 @@
           <w:szCs w:val="28"/>
         </w:rPr>
         <w:drawing>
-          <wp:inline distT="0" distB="0" distL="0" distR="0" wp14:anchorId="41DA574A" wp14:editId="01D1A78D">
-            <wp:extent cx="3672205" cy="2933700"/>
-            <wp:effectExtent l="0" t="0" r="4445" b="0"/>
-            <wp:docPr id="7" name="Picture 7"/>
+          <wp:inline distT="0" distB="0" distL="0" distR="0" wp14:anchorId="03867F87" wp14:editId="59D70DB2">
+            <wp:extent cx="1828958" cy="861135"/>
+            <wp:effectExtent l="0" t="0" r="0" b="0"/>
+            <wp:docPr id="4" name="Picture 4"/>
             <wp:cNvGraphicFramePr>
               <a:graphicFrameLocks xmlns:a="http://schemas.openxmlformats.org/drawingml/2006/main" noChangeAspect="1"/>
             </wp:cNvGraphicFramePr>
@@ -2238,7 +2178,7 @@
                   <pic:spPr>
                     <a:xfrm>
                       <a:off x="0" y="0"/>
-                      <a:ext cx="3675694" cy="2936487"/>
+                      <a:ext cx="1828958" cy="861135"/>
                     </a:xfrm>
                     <a:prstGeom prst="rect">
                       <a:avLst/>
@@ -2250,14 +2190,6 @@
           </wp:inline>
         </w:drawing>
       </w:r>
-      <w:r>
-        <w:rPr>
-          <w:rFonts w:cs="Mangal"/>
-          <w:sz w:val="28"/>
-          <w:szCs w:val="28"/>
-        </w:rPr>
-        <w:t xml:space="preserve"> </w:t>
-      </w:r>
     </w:p>
     <w:p>
       <w:pPr>
@@ -2283,8 +2215,15 @@
           <w:sz w:val="28"/>
           <w:szCs w:val="28"/>
         </w:rPr>
-        <w:lastRenderedPageBreak/>
-        <w:t xml:space="preserve">Review summary statistics </w:t>
+        <w:t>Verify column names</w:t>
+      </w:r>
+      <w:r>
+        <w:rPr>
+          <w:rFonts w:cs="Mangal"/>
+          <w:sz w:val="28"/>
+          <w:szCs w:val="28"/>
+        </w:rPr>
+        <w:t xml:space="preserve"> and data types</w:t>
       </w:r>
     </w:p>
     <w:p>
@@ -2305,10 +2244,10 @@
           <w:szCs w:val="28"/>
         </w:rPr>
         <w:drawing>
-          <wp:inline distT="0" distB="0" distL="0" distR="0" wp14:anchorId="16AB7C32" wp14:editId="4BC84A87">
-            <wp:extent cx="3215919" cy="2674852"/>
-            <wp:effectExtent l="0" t="0" r="3810" b="0"/>
-            <wp:docPr id="8" name="Picture 8"/>
+          <wp:inline distT="0" distB="0" distL="0" distR="0" wp14:anchorId="41DA574A" wp14:editId="01D1A78D">
+            <wp:extent cx="3672205" cy="2933700"/>
+            <wp:effectExtent l="0" t="0" r="4445" b="0"/>
+            <wp:docPr id="7" name="Picture 7"/>
             <wp:cNvGraphicFramePr>
               <a:graphicFrameLocks xmlns:a="http://schemas.openxmlformats.org/drawingml/2006/main" noChangeAspect="1"/>
             </wp:cNvGraphicFramePr>
@@ -2328,7 +2267,7 @@
                   <pic:spPr>
                     <a:xfrm>
                       <a:off x="0" y="0"/>
-                      <a:ext cx="3215919" cy="2674852"/>
+                      <a:ext cx="3675694" cy="2936487"/>
                     </a:xfrm>
                     <a:prstGeom prst="rect">
                       <a:avLst/>
@@ -2340,217 +2279,65 @@
           </wp:inline>
         </w:drawing>
       </w:r>
+      <w:r>
+        <w:rPr>
+          <w:rFonts w:cs="Mangal"/>
+          <w:sz w:val="28"/>
+          <w:szCs w:val="28"/>
+        </w:rPr>
+        <w:t xml:space="preserve"> </w:t>
+      </w:r>
     </w:p>
     <w:p>
       <w:pPr>
-        <w:pStyle w:val="ListParagraph"/>
-        <w:jc w:val="both"/>
-        <w:rPr>
-          <w:sz w:val="28"/>
-          <w:szCs w:val="28"/>
-        </w:rPr>
-      </w:pPr>
+        <w:numPr>
+          <w:ilvl w:val="0"/>
+          <w:numId w:val="41"/>
+        </w:numPr>
+        <w:tabs>
+          <w:tab w:val="clear" w:pos="720"/>
+          <w:tab w:val="num" w:pos="1440"/>
+        </w:tabs>
+        <w:spacing w:before="100" w:beforeAutospacing="1" w:after="100" w:afterAutospacing="1" w:line="240" w:lineRule="auto"/>
+        <w:ind w:left="1440"/>
+        <w:rPr>
+          <w:rFonts w:cs="Mangal"/>
+          <w:sz w:val="28"/>
+          <w:szCs w:val="28"/>
+        </w:rPr>
+      </w:pPr>
+      <w:r>
+        <w:rPr>
+          <w:rFonts w:cs="Mangal"/>
+          <w:sz w:val="28"/>
+          <w:szCs w:val="28"/>
+        </w:rPr>
+        <w:lastRenderedPageBreak/>
+        <w:t xml:space="preserve">Review summary statistics </w:t>
+      </w:r>
     </w:p>
     <w:p>
       <w:pPr>
-        <w:pStyle w:val="ListParagraph"/>
-        <w:numPr>
-          <w:ilvl w:val="0"/>
-          <w:numId w:val="39"/>
-        </w:numPr>
-        <w:rPr>
-          <w:sz w:val="32"/>
-          <w:szCs w:val="32"/>
-        </w:rPr>
-      </w:pPr>
-      <w:r>
-        <w:rPr>
-          <w:b/>
-          <w:bCs/>
-          <w:sz w:val="32"/>
-          <w:szCs w:val="32"/>
-        </w:rPr>
-        <w:t>Step</w:t>
-      </w:r>
-      <w:r>
-        <w:rPr>
-          <w:b/>
-          <w:bCs/>
-          <w:sz w:val="32"/>
-          <w:szCs w:val="32"/>
-        </w:rPr>
-        <w:t>5</w:t>
-      </w:r>
-      <w:r>
-        <w:rPr>
-          <w:b/>
-          <w:bCs/>
-          <w:sz w:val="32"/>
-          <w:szCs w:val="32"/>
-        </w:rPr>
-        <w:t xml:space="preserve">: Data </w:t>
-      </w:r>
-      <w:r>
-        <w:rPr>
-          <w:b/>
-          <w:bCs/>
-          <w:sz w:val="32"/>
-          <w:szCs w:val="32"/>
-        </w:rPr>
-        <w:t>Validation</w:t>
-      </w:r>
-    </w:p>
-    <w:p>
-      <w:pPr>
-        <w:pStyle w:val="ListParagraph"/>
-        <w:spacing w:after="0" w:line="240" w:lineRule="auto"/>
-        <w:rPr>
-          <w:b/>
-          <w:bCs/>
-          <w:sz w:val="32"/>
-          <w:szCs w:val="32"/>
-        </w:rPr>
-      </w:pPr>
-    </w:p>
-    <w:p>
-      <w:pPr>
-        <w:spacing w:before="100" w:beforeAutospacing="1" w:after="100" w:afterAutospacing="1" w:line="240" w:lineRule="auto"/>
-        <w:ind w:left="720"/>
-        <w:jc w:val="both"/>
-        <w:rPr>
-          <w:rFonts w:ascii="Times New Roman" w:eastAsia="Times New Roman" w:hAnsi="Times New Roman" w:cs="Times New Roman"/>
-          <w:color w:val="auto"/>
-          <w:sz w:val="28"/>
-          <w:szCs w:val="28"/>
-          <w:lang w:bidi="hi-IN"/>
-        </w:rPr>
-      </w:pPr>
-      <w:r>
-        <w:rPr>
-          <w:rFonts w:ascii="Times New Roman" w:eastAsia="Times New Roman" w:hAnsi="Times New Roman" w:cs="Times New Roman"/>
-          <w:color w:val="auto"/>
-          <w:sz w:val="28"/>
-          <w:szCs w:val="28"/>
-          <w:lang w:bidi="hi-IN"/>
-        </w:rPr>
-        <w:t>The dataset structure was verified by:</w:t>
-      </w:r>
-    </w:p>
-    <w:p>
-      <w:pPr>
-        <w:numPr>
-          <w:ilvl w:val="0"/>
-          <w:numId w:val="42"/>
-        </w:numPr>
-        <w:tabs>
-          <w:tab w:val="clear" w:pos="720"/>
-          <w:tab w:val="num" w:pos="1440"/>
-        </w:tabs>
         <w:spacing w:before="100" w:beforeAutospacing="1" w:after="100" w:afterAutospacing="1" w:line="240" w:lineRule="auto"/>
         <w:ind w:left="1440"/>
-        <w:jc w:val="both"/>
-        <w:rPr>
-          <w:rFonts w:ascii="Times New Roman" w:eastAsia="Times New Roman" w:hAnsi="Times New Roman" w:cs="Times New Roman"/>
-          <w:color w:val="auto"/>
-          <w:sz w:val="28"/>
-          <w:szCs w:val="28"/>
-          <w:lang w:bidi="hi-IN"/>
-        </w:rPr>
-      </w:pPr>
-      <w:r>
-        <w:rPr>
-          <w:rFonts w:ascii="Times New Roman" w:eastAsia="Times New Roman" w:hAnsi="Times New Roman" w:cs="Times New Roman"/>
-          <w:color w:val="auto"/>
-          <w:sz w:val="28"/>
-          <w:szCs w:val="28"/>
-          <w:lang w:bidi="hi-IN"/>
-        </w:rPr>
-        <w:t xml:space="preserve">Confirming all required columns are present </w:t>
-      </w:r>
-    </w:p>
-    <w:p>
-      <w:pPr>
-        <w:spacing w:before="100" w:beforeAutospacing="1" w:after="100" w:afterAutospacing="1" w:line="240" w:lineRule="auto"/>
-        <w:ind w:left="1440"/>
-        <w:jc w:val="both"/>
-        <w:rPr>
-          <w:rFonts w:ascii="Times New Roman" w:eastAsia="Times New Roman" w:hAnsi="Times New Roman" w:cs="Times New Roman"/>
-          <w:color w:val="auto"/>
-          <w:sz w:val="28"/>
-          <w:szCs w:val="28"/>
-          <w:lang w:bidi="hi-IN"/>
-        </w:rPr>
-      </w:pPr>
-      <w:r>
-        <w:rPr>
-          <w:rFonts w:ascii="Times New Roman" w:eastAsia="Times New Roman" w:hAnsi="Times New Roman" w:cs="Times New Roman"/>
-          <w:color w:val="auto"/>
-          <w:sz w:val="28"/>
-          <w:szCs w:val="28"/>
-          <w:lang w:bidi="hi-IN"/>
-        </w:rPr>
-        <w:t>All required columns are present</w:t>
-      </w:r>
-    </w:p>
-    <w:p>
-      <w:pPr>
-        <w:numPr>
-          <w:ilvl w:val="0"/>
-          <w:numId w:val="42"/>
-        </w:numPr>
-        <w:tabs>
-          <w:tab w:val="clear" w:pos="720"/>
-          <w:tab w:val="num" w:pos="1440"/>
-        </w:tabs>
-        <w:spacing w:before="100" w:beforeAutospacing="1" w:after="100" w:afterAutospacing="1" w:line="240" w:lineRule="auto"/>
-        <w:ind w:left="1440"/>
-        <w:jc w:val="both"/>
-        <w:rPr>
-          <w:rFonts w:ascii="Times New Roman" w:eastAsia="Times New Roman" w:hAnsi="Times New Roman" w:cs="Times New Roman"/>
-          <w:color w:val="auto"/>
-          <w:sz w:val="28"/>
-          <w:szCs w:val="28"/>
-          <w:lang w:bidi="hi-IN"/>
-        </w:rPr>
-      </w:pPr>
-      <w:r>
-        <w:rPr>
-          <w:rFonts w:ascii="Times New Roman" w:eastAsia="Times New Roman" w:hAnsi="Times New Roman" w:cs="Times New Roman"/>
-          <w:color w:val="auto"/>
-          <w:sz w:val="28"/>
-          <w:szCs w:val="28"/>
-          <w:lang w:bidi="hi-IN"/>
-        </w:rPr>
-        <w:t xml:space="preserve">Checking for missing values </w:t>
-      </w:r>
-    </w:p>
-    <w:p>
-      <w:pPr>
-        <w:spacing w:before="100" w:beforeAutospacing="1" w:after="100" w:afterAutospacing="1" w:line="240" w:lineRule="auto"/>
-        <w:ind w:left="1440"/>
-        <w:jc w:val="both"/>
-        <w:rPr>
-          <w:rFonts w:ascii="Times New Roman" w:eastAsia="Times New Roman" w:hAnsi="Times New Roman" w:cs="Times New Roman"/>
-          <w:color w:val="auto"/>
-          <w:sz w:val="28"/>
-          <w:szCs w:val="28"/>
-          <w:lang w:bidi="hi-IN"/>
-        </w:rPr>
-      </w:pPr>
-      <w:r>
-        <w:rPr>
-          <w:rFonts w:ascii="Times New Roman" w:eastAsia="Times New Roman" w:hAnsi="Times New Roman" w:cs="Times New Roman"/>
+        <w:rPr>
+          <w:rFonts w:cs="Mangal"/>
+          <w:sz w:val="28"/>
+          <w:szCs w:val="28"/>
+        </w:rPr>
+      </w:pPr>
+      <w:r>
+        <w:rPr>
+          <w:rFonts w:cs="Mangal"/>
           <w:noProof/>
-          <w:color w:val="auto"/>
-          <w:sz w:val="28"/>
-          <w:szCs w:val="28"/>
-          <w:lang w:bidi="hi-IN"/>
+          <w:sz w:val="28"/>
+          <w:szCs w:val="28"/>
         </w:rPr>
         <w:drawing>
-          <wp:inline distT="0" distB="0" distL="0" distR="0" wp14:anchorId="18D3F5B0" wp14:editId="7B08C3B9">
-            <wp:extent cx="2042160" cy="2486025"/>
-            <wp:effectExtent l="0" t="0" r="0" b="9525"/>
-            <wp:docPr id="9" name="Picture 9"/>
+          <wp:inline distT="0" distB="0" distL="0" distR="0" wp14:anchorId="16AB7C32" wp14:editId="4BC84A87">
+            <wp:extent cx="3215919" cy="2674852"/>
+            <wp:effectExtent l="0" t="0" r="3810" b="0"/>
+            <wp:docPr id="8" name="Picture 8"/>
             <wp:cNvGraphicFramePr>
               <a:graphicFrameLocks xmlns:a="http://schemas.openxmlformats.org/drawingml/2006/main" noChangeAspect="1"/>
             </wp:cNvGraphicFramePr>
@@ -2570,7 +2357,7 @@
                   <pic:spPr>
                     <a:xfrm>
                       <a:off x="0" y="0"/>
-                      <a:ext cx="2042340" cy="2486244"/>
+                      <a:ext cx="3215919" cy="2674852"/>
                     </a:xfrm>
                     <a:prstGeom prst="rect">
                       <a:avLst/>
@@ -2585,6 +2372,101 @@
     </w:p>
     <w:p>
       <w:pPr>
+        <w:pStyle w:val="ListParagraph"/>
+        <w:jc w:val="both"/>
+        <w:rPr>
+          <w:sz w:val="28"/>
+          <w:szCs w:val="28"/>
+        </w:rPr>
+      </w:pPr>
+    </w:p>
+    <w:p>
+      <w:pPr>
+        <w:pStyle w:val="ListParagraph"/>
+        <w:numPr>
+          <w:ilvl w:val="0"/>
+          <w:numId w:val="39"/>
+        </w:numPr>
+        <w:rPr>
+          <w:sz w:val="32"/>
+          <w:szCs w:val="32"/>
+        </w:rPr>
+      </w:pPr>
+      <w:r>
+        <w:rPr>
+          <w:b/>
+          <w:bCs/>
+          <w:sz w:val="32"/>
+          <w:szCs w:val="32"/>
+        </w:rPr>
+        <w:t>Step</w:t>
+      </w:r>
+      <w:r>
+        <w:rPr>
+          <w:b/>
+          <w:bCs/>
+          <w:sz w:val="32"/>
+          <w:szCs w:val="32"/>
+        </w:rPr>
+        <w:t>5</w:t>
+      </w:r>
+      <w:r>
+        <w:rPr>
+          <w:b/>
+          <w:bCs/>
+          <w:sz w:val="32"/>
+          <w:szCs w:val="32"/>
+        </w:rPr>
+        <w:t xml:space="preserve">: Data </w:t>
+      </w:r>
+      <w:r>
+        <w:rPr>
+          <w:b/>
+          <w:bCs/>
+          <w:sz w:val="32"/>
+          <w:szCs w:val="32"/>
+        </w:rPr>
+        <w:t>Validation</w:t>
+      </w:r>
+    </w:p>
+    <w:p>
+      <w:pPr>
+        <w:pStyle w:val="ListParagraph"/>
+        <w:spacing w:after="0" w:line="240" w:lineRule="auto"/>
+        <w:rPr>
+          <w:b/>
+          <w:bCs/>
+          <w:sz w:val="32"/>
+          <w:szCs w:val="32"/>
+        </w:rPr>
+      </w:pPr>
+    </w:p>
+    <w:p>
+      <w:pPr>
+        <w:spacing w:before="100" w:beforeAutospacing="1" w:after="100" w:afterAutospacing="1" w:line="240" w:lineRule="auto"/>
+        <w:ind w:left="720"/>
+        <w:jc w:val="both"/>
+        <w:rPr>
+          <w:rFonts w:ascii="Times New Roman" w:eastAsia="Times New Roman" w:hAnsi="Times New Roman" w:cs="Times New Roman"/>
+          <w:color w:val="auto"/>
+          <w:sz w:val="28"/>
+          <w:szCs w:val="28"/>
+          <w:lang w:bidi="hi-IN"/>
+        </w:rPr>
+      </w:pPr>
+      <w:r>
+        <w:rPr>
+          <w:rFonts w:ascii="Times New Roman" w:eastAsia="Times New Roman" w:hAnsi="Times New Roman" w:cs="Times New Roman"/>
+          <w:color w:val="auto"/>
+          <w:sz w:val="28"/>
+          <w:szCs w:val="28"/>
+          <w:lang w:bidi="hi-IN"/>
+        </w:rPr>
+        <w:t>The dataset structure was verified by:</w:t>
+      </w:r>
+    </w:p>
+    <w:p>
+      <w:pPr>
         <w:numPr>
           <w:ilvl w:val="0"/>
           <w:numId w:val="42"/>
@@ -2612,8 +2494,7 @@
           <w:szCs w:val="28"/>
           <w:lang w:bidi="hi-IN"/>
         </w:rPr>
-        <w:lastRenderedPageBreak/>
-        <w:t xml:space="preserve">Identifying duplicate records </w:t>
+        <w:t xml:space="preserve">Confirming all required columns are present </w:t>
       </w:r>
     </w:p>
     <w:p>
@@ -2632,6 +2513,62 @@
       <w:r>
         <w:rPr>
           <w:rFonts w:ascii="Times New Roman" w:eastAsia="Times New Roman" w:hAnsi="Times New Roman" w:cs="Times New Roman"/>
+          <w:color w:val="auto"/>
+          <w:sz w:val="28"/>
+          <w:szCs w:val="28"/>
+          <w:lang w:bidi="hi-IN"/>
+        </w:rPr>
+        <w:t>All required columns are present</w:t>
+      </w:r>
+    </w:p>
+    <w:p>
+      <w:pPr>
+        <w:numPr>
+          <w:ilvl w:val="0"/>
+          <w:numId w:val="42"/>
+        </w:numPr>
+        <w:tabs>
+          <w:tab w:val="clear" w:pos="720"/>
+          <w:tab w:val="num" w:pos="1440"/>
+        </w:tabs>
+        <w:spacing w:before="100" w:beforeAutospacing="1" w:after="100" w:afterAutospacing="1" w:line="240" w:lineRule="auto"/>
+        <w:ind w:left="1440"/>
+        <w:jc w:val="both"/>
+        <w:rPr>
+          <w:rFonts w:ascii="Times New Roman" w:eastAsia="Times New Roman" w:hAnsi="Times New Roman" w:cs="Times New Roman"/>
+          <w:color w:val="auto"/>
+          <w:sz w:val="28"/>
+          <w:szCs w:val="28"/>
+          <w:lang w:bidi="hi-IN"/>
+        </w:rPr>
+      </w:pPr>
+      <w:r>
+        <w:rPr>
+          <w:rFonts w:ascii="Times New Roman" w:eastAsia="Times New Roman" w:hAnsi="Times New Roman" w:cs="Times New Roman"/>
+          <w:color w:val="auto"/>
+          <w:sz w:val="28"/>
+          <w:szCs w:val="28"/>
+          <w:lang w:bidi="hi-IN"/>
+        </w:rPr>
+        <w:t xml:space="preserve">Checking for missing values </w:t>
+      </w:r>
+    </w:p>
+    <w:p>
+      <w:pPr>
+        <w:spacing w:before="100" w:beforeAutospacing="1" w:after="100" w:afterAutospacing="1" w:line="240" w:lineRule="auto"/>
+        <w:ind w:left="1440"/>
+        <w:jc w:val="both"/>
+        <w:rPr>
+          <w:rFonts w:ascii="Times New Roman" w:eastAsia="Times New Roman" w:hAnsi="Times New Roman" w:cs="Times New Roman"/>
+          <w:color w:val="auto"/>
+          <w:sz w:val="28"/>
+          <w:szCs w:val="28"/>
+          <w:lang w:bidi="hi-IN"/>
+        </w:rPr>
+      </w:pPr>
+      <w:r>
+        <w:rPr>
+          <w:rFonts w:ascii="Times New Roman" w:eastAsia="Times New Roman" w:hAnsi="Times New Roman" w:cs="Times New Roman"/>
           <w:noProof/>
           <w:color w:val="auto"/>
           <w:sz w:val="28"/>
@@ -2639,10 +2576,10 @@
           <w:lang w:bidi="hi-IN"/>
         </w:rPr>
         <w:drawing>
-          <wp:inline distT="0" distB="0" distL="0" distR="0" wp14:anchorId="01A6F0ED" wp14:editId="2181DC32">
-            <wp:extent cx="1920238" cy="771525"/>
-            <wp:effectExtent l="0" t="0" r="4445" b="0"/>
-            <wp:docPr id="10" name="Picture 10"/>
+          <wp:inline distT="0" distB="0" distL="0" distR="0" wp14:anchorId="18D3F5B0" wp14:editId="7B08C3B9">
+            <wp:extent cx="2042160" cy="2486025"/>
+            <wp:effectExtent l="0" t="0" r="0" b="9525"/>
+            <wp:docPr id="9" name="Picture 9"/>
             <wp:cNvGraphicFramePr>
               <a:graphicFrameLocks xmlns:a="http://schemas.openxmlformats.org/drawingml/2006/main" noChangeAspect="1"/>
             </wp:cNvGraphicFramePr>
@@ -2662,7 +2599,7 @@
                   <pic:spPr>
                     <a:xfrm>
                       <a:off x="0" y="0"/>
-                      <a:ext cx="1928655" cy="774907"/>
+                      <a:ext cx="2042340" cy="2486244"/>
                     </a:xfrm>
                     <a:prstGeom prst="rect">
                       <a:avLst/>
@@ -2704,7 +2641,8 @@
           <w:szCs w:val="28"/>
           <w:lang w:bidi="hi-IN"/>
         </w:rPr>
-        <w:t xml:space="preserve">Ensuring correct data types </w:t>
+        <w:lastRenderedPageBreak/>
+        <w:t xml:space="preserve">Identifying duplicate records </w:t>
       </w:r>
     </w:p>
     <w:p>
@@ -2722,194 +2660,18 @@
       </w:pPr>
       <w:r>
         <w:rPr>
-          <w:rFonts w:cs="Mangal"/>
+          <w:rFonts w:ascii="Times New Roman" w:eastAsia="Times New Roman" w:hAnsi="Times New Roman" w:cs="Times New Roman"/>
           <w:noProof/>
-          <w:sz w:val="28"/>
-          <w:szCs w:val="28"/>
+          <w:color w:val="auto"/>
+          <w:sz w:val="28"/>
+          <w:szCs w:val="28"/>
+          <w:lang w:bidi="hi-IN"/>
         </w:rPr>
         <w:drawing>
-          <wp:inline distT="0" distB="0" distL="0" distR="0" wp14:anchorId="43FA1A9D" wp14:editId="38D3EF4D">
-            <wp:extent cx="3672205" cy="5715000"/>
+          <wp:inline distT="0" distB="0" distL="0" distR="0" wp14:anchorId="01A6F0ED" wp14:editId="2181DC32">
+            <wp:extent cx="1920238" cy="771525"/>
             <wp:effectExtent l="0" t="0" r="4445" b="0"/>
-            <wp:docPr id="12" name="Picture 12"/>
-            <wp:cNvGraphicFramePr>
-              <a:graphicFrameLocks xmlns:a="http://schemas.openxmlformats.org/drawingml/2006/main" noChangeAspect="1"/>
-            </wp:cNvGraphicFramePr>
-            <a:graphic xmlns:a="http://schemas.openxmlformats.org/drawingml/2006/main">
-              <a:graphicData uri="http://schemas.openxmlformats.org/drawingml/2006/picture">
-                <pic:pic xmlns:pic="http://schemas.openxmlformats.org/drawingml/2006/picture">
-                  <pic:nvPicPr>
-                    <pic:cNvPr id="1" name=""/>
-                    <pic:cNvPicPr/>
-                  </pic:nvPicPr>
-                  <pic:blipFill>
-                    <a:blip r:embed="rId11"/>
-                    <a:stretch>
-                      <a:fillRect/>
-                    </a:stretch>
-                  </pic:blipFill>
-                  <pic:spPr>
-                    <a:xfrm>
-                      <a:off x="0" y="0"/>
-                      <a:ext cx="3675699" cy="5720438"/>
-                    </a:xfrm>
-                    <a:prstGeom prst="rect">
-                      <a:avLst/>
-                    </a:prstGeom>
-                  </pic:spPr>
-                </pic:pic>
-              </a:graphicData>
-            </a:graphic>
-          </wp:inline>
-        </w:drawing>
-      </w:r>
-    </w:p>
-    <w:p>
-      <w:pPr>
-        <w:spacing w:before="100" w:beforeAutospacing="1" w:after="100" w:afterAutospacing="1" w:line="240" w:lineRule="auto"/>
-        <w:ind w:left="1440"/>
-        <w:jc w:val="both"/>
-        <w:rPr>
-          <w:rFonts w:ascii="Times New Roman" w:eastAsia="Times New Roman" w:hAnsi="Times New Roman" w:cs="Times New Roman"/>
-          <w:color w:val="auto"/>
-          <w:sz w:val="28"/>
-          <w:szCs w:val="28"/>
-          <w:lang w:bidi="hi-IN"/>
-        </w:rPr>
-      </w:pPr>
-      <w:r>
-        <w:rPr>
-          <w:rFonts w:ascii="Times New Roman" w:eastAsia="Times New Roman" w:hAnsi="Times New Roman" w:cs="Times New Roman"/>
-          <w:color w:val="auto"/>
-          <w:sz w:val="28"/>
-          <w:szCs w:val="28"/>
-          <w:lang w:bidi="hi-IN"/>
-        </w:rPr>
-        <w:t xml:space="preserve">There </w:t>
-      </w:r>
-      <w:proofErr w:type="gramStart"/>
-      <w:r>
-        <w:rPr>
-          <w:rFonts w:ascii="Times New Roman" w:eastAsia="Times New Roman" w:hAnsi="Times New Roman" w:cs="Times New Roman"/>
-          <w:color w:val="auto"/>
-          <w:sz w:val="28"/>
-          <w:szCs w:val="28"/>
-          <w:lang w:bidi="hi-IN"/>
-        </w:rPr>
-        <w:t>is</w:t>
-      </w:r>
-      <w:proofErr w:type="gramEnd"/>
-      <w:r>
-        <w:rPr>
-          <w:rFonts w:ascii="Times New Roman" w:eastAsia="Times New Roman" w:hAnsi="Times New Roman" w:cs="Times New Roman"/>
-          <w:color w:val="auto"/>
-          <w:sz w:val="28"/>
-          <w:szCs w:val="28"/>
-          <w:lang w:bidi="hi-IN"/>
-        </w:rPr>
-        <w:t xml:space="preserve"> </w:t>
-      </w:r>
-      <w:r>
-        <w:rPr>
-          <w:rFonts w:ascii="Times New Roman" w:eastAsia="Times New Roman" w:hAnsi="Times New Roman" w:cs="Times New Roman"/>
-          <w:color w:val="auto"/>
-          <w:sz w:val="28"/>
-          <w:szCs w:val="28"/>
-          <w:lang w:bidi="hi-IN"/>
-        </w:rPr>
-        <w:t>wrong data types in</w:t>
-      </w:r>
-      <w:r>
-        <w:rPr>
-          <w:rFonts w:ascii="Times New Roman" w:eastAsia="Times New Roman" w:hAnsi="Times New Roman" w:cs="Times New Roman"/>
-          <w:color w:val="auto"/>
-          <w:sz w:val="28"/>
-          <w:szCs w:val="28"/>
-          <w:lang w:bidi="hi-IN"/>
-        </w:rPr>
-        <w:t xml:space="preserve"> columns</w:t>
-      </w:r>
-      <w:r>
-        <w:rPr>
-          <w:rFonts w:ascii="Times New Roman" w:eastAsia="Times New Roman" w:hAnsi="Times New Roman" w:cs="Times New Roman"/>
-          <w:color w:val="auto"/>
-          <w:sz w:val="28"/>
-          <w:szCs w:val="28"/>
-          <w:lang w:bidi="hi-IN"/>
-        </w:rPr>
-        <w:t xml:space="preserve"> “Data admission, Discharge date” as their data types should be </w:t>
-      </w:r>
-      <w:r>
-        <w:rPr>
-          <w:rFonts w:ascii="Times New Roman" w:eastAsia="Times New Roman" w:hAnsi="Times New Roman" w:cs="Times New Roman"/>
-          <w:color w:val="auto"/>
-          <w:sz w:val="28"/>
-          <w:szCs w:val="28"/>
-          <w:lang w:bidi="hi-IN"/>
-        </w:rPr>
-        <w:t>datetime but they are of object.</w:t>
-      </w:r>
-    </w:p>
-    <w:p>
-      <w:pPr>
-        <w:numPr>
-          <w:ilvl w:val="0"/>
-          <w:numId w:val="42"/>
-        </w:numPr>
-        <w:tabs>
-          <w:tab w:val="clear" w:pos="720"/>
-          <w:tab w:val="num" w:pos="1440"/>
-        </w:tabs>
-        <w:spacing w:before="100" w:beforeAutospacing="1" w:after="100" w:afterAutospacing="1" w:line="240" w:lineRule="auto"/>
-        <w:ind w:left="1440"/>
-        <w:jc w:val="both"/>
-        <w:rPr>
-          <w:rFonts w:ascii="Times New Roman" w:eastAsia="Times New Roman" w:hAnsi="Times New Roman" w:cs="Times New Roman"/>
-          <w:color w:val="auto"/>
-          <w:sz w:val="28"/>
-          <w:szCs w:val="28"/>
-          <w:lang w:bidi="hi-IN"/>
-        </w:rPr>
-      </w:pPr>
-      <w:r>
-        <w:rPr>
-          <w:rFonts w:ascii="Times New Roman" w:eastAsia="Times New Roman" w:hAnsi="Times New Roman" w:cs="Times New Roman"/>
-          <w:color w:val="auto"/>
-          <w:sz w:val="28"/>
-          <w:szCs w:val="28"/>
-          <w:lang w:bidi="hi-IN"/>
-        </w:rPr>
-        <w:lastRenderedPageBreak/>
-        <w:t>Reviewing categorical values for consistency</w:t>
-      </w:r>
-    </w:p>
-    <w:p>
-      <w:pPr>
-        <w:spacing w:before="100" w:beforeAutospacing="1" w:after="100" w:afterAutospacing="1" w:line="240" w:lineRule="auto"/>
-        <w:ind w:left="1440"/>
-        <w:jc w:val="both"/>
-        <w:rPr>
-          <w:rFonts w:ascii="Times New Roman" w:eastAsia="Times New Roman" w:hAnsi="Times New Roman" w:cs="Times New Roman"/>
-          <w:color w:val="auto"/>
-          <w:sz w:val="28"/>
-          <w:szCs w:val="28"/>
-          <w:lang w:bidi="hi-IN"/>
-        </w:rPr>
-      </w:pPr>
-      <w:r>
-        <w:rPr>
-          <w:rFonts w:ascii="Times New Roman" w:eastAsia="Times New Roman" w:hAnsi="Times New Roman" w:cs="Times New Roman"/>
-          <w:noProof/>
-          <w:color w:val="auto"/>
-          <w:sz w:val="28"/>
-          <w:szCs w:val="28"/>
-          <w:lang w:bidi="hi-IN"/>
-        </w:rPr>
-        <w:drawing>
-          <wp:inline distT="0" distB="0" distL="0" distR="0" wp14:anchorId="35FBA3FE" wp14:editId="11CF0AF0">
-            <wp:extent cx="2400508" cy="2758679"/>
-            <wp:effectExtent l="0" t="0" r="0" b="3810"/>
-            <wp:docPr id="11" name="Picture 11"/>
+            <wp:docPr id="10" name="Picture 10"/>
             <wp:cNvGraphicFramePr>
               <a:graphicFrameLocks xmlns:a="http://schemas.openxmlformats.org/drawingml/2006/main" noChangeAspect="1"/>
             </wp:cNvGraphicFramePr>
@@ -2929,7 +2691,7 @@
                   <pic:spPr>
                     <a:xfrm>
                       <a:off x="0" y="0"/>
-                      <a:ext cx="2400508" cy="2758679"/>
+                      <a:ext cx="1928655" cy="774907"/>
                     </a:xfrm>
                     <a:prstGeom prst="rect">
                       <a:avLst/>
@@ -2944,6 +2706,14 @@
     </w:p>
     <w:p>
       <w:pPr>
+        <w:numPr>
+          <w:ilvl w:val="0"/>
+          <w:numId w:val="42"/>
+        </w:numPr>
+        <w:tabs>
+          <w:tab w:val="clear" w:pos="720"/>
+          <w:tab w:val="num" w:pos="1440"/>
+        </w:tabs>
         <w:spacing w:before="100" w:beforeAutospacing="1" w:after="100" w:afterAutospacing="1" w:line="240" w:lineRule="auto"/>
         <w:ind w:left="1440"/>
         <w:jc w:val="both"/>
@@ -2963,174 +2733,11 @@
           <w:szCs w:val="28"/>
           <w:lang w:bidi="hi-IN"/>
         </w:rPr>
-        <w:t xml:space="preserve">We can see that “Gender”, </w:t>
-      </w:r>
-      <w:r>
-        <w:rPr>
-          <w:rFonts w:ascii="Times New Roman" w:eastAsia="Times New Roman" w:hAnsi="Times New Roman" w:cs="Times New Roman"/>
-          <w:color w:val="auto"/>
-          <w:sz w:val="28"/>
-          <w:szCs w:val="28"/>
-          <w:lang w:bidi="hi-IN"/>
-        </w:rPr>
-        <w:t>“</w:t>
-      </w:r>
-      <w:r>
-        <w:rPr>
-          <w:rFonts w:ascii="Times New Roman" w:eastAsia="Times New Roman" w:hAnsi="Times New Roman" w:cs="Times New Roman"/>
-          <w:color w:val="auto"/>
-          <w:sz w:val="28"/>
-          <w:szCs w:val="28"/>
-          <w:lang w:bidi="hi-IN"/>
-        </w:rPr>
-        <w:t>Blood type</w:t>
-      </w:r>
-      <w:proofErr w:type="gramStart"/>
-      <w:r>
-        <w:rPr>
-          <w:rFonts w:ascii="Times New Roman" w:eastAsia="Times New Roman" w:hAnsi="Times New Roman" w:cs="Times New Roman"/>
-          <w:color w:val="auto"/>
-          <w:sz w:val="28"/>
-          <w:szCs w:val="28"/>
-          <w:lang w:bidi="hi-IN"/>
-        </w:rPr>
-        <w:t>”,  “</w:t>
-      </w:r>
-      <w:proofErr w:type="gramEnd"/>
-      <w:r>
-        <w:rPr>
-          <w:rFonts w:ascii="Times New Roman" w:eastAsia="Times New Roman" w:hAnsi="Times New Roman" w:cs="Times New Roman"/>
-          <w:color w:val="auto"/>
-          <w:sz w:val="28"/>
-          <w:szCs w:val="28"/>
-          <w:lang w:bidi="hi-IN"/>
-        </w:rPr>
-        <w:t>Insurance Provider”, “Admission Type”, “Medication”, “Test Results” are the categorical attributes.</w:t>
+        <w:t xml:space="preserve">Ensuring correct data types </w:t>
       </w:r>
     </w:p>
     <w:p>
       <w:pPr>
-        <w:pStyle w:val="ListParagraph"/>
-        <w:jc w:val="both"/>
-        <w:rPr>
-          <w:sz w:val="28"/>
-          <w:szCs w:val="28"/>
-        </w:rPr>
-      </w:pPr>
-    </w:p>
-    <w:p>
-      <w:pPr>
-        <w:pStyle w:val="ListParagraph"/>
-        <w:numPr>
-          <w:ilvl w:val="0"/>
-          <w:numId w:val="39"/>
-        </w:numPr>
-        <w:rPr>
-          <w:sz w:val="32"/>
-          <w:szCs w:val="32"/>
-        </w:rPr>
-      </w:pPr>
-      <w:r>
-        <w:rPr>
-          <w:b/>
-          <w:bCs/>
-          <w:sz w:val="32"/>
-          <w:szCs w:val="32"/>
-        </w:rPr>
-        <w:t>Step</w:t>
-      </w:r>
-      <w:r>
-        <w:rPr>
-          <w:b/>
-          <w:bCs/>
-          <w:sz w:val="32"/>
-          <w:szCs w:val="32"/>
-        </w:rPr>
-        <w:t>6</w:t>
-      </w:r>
-      <w:r>
-        <w:rPr>
-          <w:b/>
-          <w:bCs/>
-          <w:sz w:val="32"/>
-          <w:szCs w:val="32"/>
-        </w:rPr>
-        <w:t>: Data</w:t>
-      </w:r>
-      <w:r>
-        <w:rPr>
-          <w:b/>
-          <w:bCs/>
-          <w:sz w:val="32"/>
-          <w:szCs w:val="32"/>
-        </w:rPr>
-        <w:t>set</w:t>
-      </w:r>
-      <w:r>
-        <w:rPr>
-          <w:b/>
-          <w:bCs/>
-          <w:sz w:val="32"/>
-          <w:szCs w:val="32"/>
-        </w:rPr>
-        <w:t xml:space="preserve"> </w:t>
-      </w:r>
-      <w:r>
-        <w:rPr>
-          <w:b/>
-          <w:bCs/>
-          <w:sz w:val="32"/>
-          <w:szCs w:val="32"/>
-        </w:rPr>
-        <w:t>Preparation</w:t>
-      </w:r>
-    </w:p>
-    <w:p>
-      <w:pPr>
-        <w:pStyle w:val="ListParagraph"/>
-        <w:spacing w:after="0" w:line="240" w:lineRule="auto"/>
-        <w:rPr>
-          <w:b/>
-          <w:bCs/>
-          <w:sz w:val="32"/>
-          <w:szCs w:val="32"/>
-        </w:rPr>
-      </w:pPr>
-    </w:p>
-    <w:p>
-      <w:pPr>
-        <w:spacing w:before="100" w:beforeAutospacing="1" w:after="100" w:afterAutospacing="1" w:line="240" w:lineRule="auto"/>
-        <w:ind w:left="720"/>
-        <w:jc w:val="both"/>
-        <w:rPr>
-          <w:rFonts w:ascii="Times New Roman" w:eastAsia="Times New Roman" w:hAnsi="Times New Roman" w:cs="Times New Roman"/>
-          <w:color w:val="auto"/>
-          <w:sz w:val="28"/>
-          <w:szCs w:val="28"/>
-          <w:lang w:bidi="hi-IN"/>
-        </w:rPr>
-      </w:pPr>
-      <w:r>
-        <w:rPr>
-          <w:rFonts w:ascii="Times New Roman" w:eastAsia="Times New Roman" w:hAnsi="Times New Roman" w:cs="Times New Roman"/>
-          <w:color w:val="auto"/>
-          <w:sz w:val="28"/>
-          <w:szCs w:val="28"/>
-          <w:lang w:bidi="hi-IN"/>
-        </w:rPr>
-        <w:t>Before analysis, the dataset was prepared by:</w:t>
-      </w:r>
-    </w:p>
-    <w:p>
-      <w:pPr>
-        <w:numPr>
-          <w:ilvl w:val="0"/>
-          <w:numId w:val="43"/>
-        </w:numPr>
-        <w:tabs>
-          <w:tab w:val="clear" w:pos="720"/>
-          <w:tab w:val="num" w:pos="1440"/>
-        </w:tabs>
         <w:spacing w:before="100" w:beforeAutospacing="1" w:after="100" w:afterAutospacing="1" w:line="240" w:lineRule="auto"/>
         <w:ind w:left="1440"/>
         <w:jc w:val="both"/>
@@ -3144,13 +2751,46 @@
       </w:pPr>
       <w:r>
         <w:rPr>
-          <w:rFonts w:ascii="Times New Roman" w:eastAsia="Times New Roman" w:hAnsi="Times New Roman" w:cs="Times New Roman"/>
-          <w:color w:val="auto"/>
-          <w:sz w:val="28"/>
-          <w:szCs w:val="28"/>
-          <w:lang w:bidi="hi-IN"/>
-        </w:rPr>
-        <w:t>Removing duplicate records (if any)</w:t>
+          <w:rFonts w:cs="Mangal"/>
+          <w:noProof/>
+          <w:sz w:val="28"/>
+          <w:szCs w:val="28"/>
+        </w:rPr>
+        <w:drawing>
+          <wp:inline distT="0" distB="0" distL="0" distR="0" wp14:anchorId="43FA1A9D" wp14:editId="38D3EF4D">
+            <wp:extent cx="3672205" cy="5715000"/>
+            <wp:effectExtent l="0" t="0" r="4445" b="0"/>
+            <wp:docPr id="12" name="Picture 12"/>
+            <wp:cNvGraphicFramePr>
+              <a:graphicFrameLocks xmlns:a="http://schemas.openxmlformats.org/drawingml/2006/main" noChangeAspect="1"/>
+            </wp:cNvGraphicFramePr>
+            <a:graphic xmlns:a="http://schemas.openxmlformats.org/drawingml/2006/main">
+              <a:graphicData uri="http://schemas.openxmlformats.org/drawingml/2006/picture">
+                <pic:pic xmlns:pic="http://schemas.openxmlformats.org/drawingml/2006/picture">
+                  <pic:nvPicPr>
+                    <pic:cNvPr id="1" name=""/>
+                    <pic:cNvPicPr/>
+                  </pic:nvPicPr>
+                  <pic:blipFill>
+                    <a:blip r:embed="rId12"/>
+                    <a:stretch>
+                      <a:fillRect/>
+                    </a:stretch>
+                  </pic:blipFill>
+                  <pic:spPr>
+                    <a:xfrm>
+                      <a:off x="0" y="0"/>
+                      <a:ext cx="3675699" cy="5720438"/>
+                    </a:xfrm>
+                    <a:prstGeom prst="rect">
+                      <a:avLst/>
+                    </a:prstGeom>
+                  </pic:spPr>
+                </pic:pic>
+              </a:graphicData>
+            </a:graphic>
+          </wp:inline>
+        </w:drawing>
       </w:r>
     </w:p>
     <w:p>
@@ -3169,6 +2809,103 @@
       <w:r>
         <w:rPr>
           <w:rFonts w:ascii="Times New Roman" w:eastAsia="Times New Roman" w:hAnsi="Times New Roman" w:cs="Times New Roman"/>
+          <w:color w:val="auto"/>
+          <w:sz w:val="28"/>
+          <w:szCs w:val="28"/>
+          <w:lang w:bidi="hi-IN"/>
+        </w:rPr>
+        <w:t xml:space="preserve">There is </w:t>
+      </w:r>
+      <w:r>
+        <w:rPr>
+          <w:rFonts w:ascii="Times New Roman" w:eastAsia="Times New Roman" w:hAnsi="Times New Roman" w:cs="Times New Roman"/>
+          <w:color w:val="auto"/>
+          <w:sz w:val="28"/>
+          <w:szCs w:val="28"/>
+          <w:lang w:bidi="hi-IN"/>
+        </w:rPr>
+        <w:t>wrong data types in</w:t>
+      </w:r>
+      <w:r>
+        <w:rPr>
+          <w:rFonts w:ascii="Times New Roman" w:eastAsia="Times New Roman" w:hAnsi="Times New Roman" w:cs="Times New Roman"/>
+          <w:color w:val="auto"/>
+          <w:sz w:val="28"/>
+          <w:szCs w:val="28"/>
+          <w:lang w:bidi="hi-IN"/>
+        </w:rPr>
+        <w:t xml:space="preserve"> columns</w:t>
+      </w:r>
+      <w:r>
+        <w:rPr>
+          <w:rFonts w:ascii="Times New Roman" w:eastAsia="Times New Roman" w:hAnsi="Times New Roman" w:cs="Times New Roman"/>
+          <w:color w:val="auto"/>
+          <w:sz w:val="28"/>
+          <w:szCs w:val="28"/>
+          <w:lang w:bidi="hi-IN"/>
+        </w:rPr>
+        <w:t xml:space="preserve"> “Data admission, Discharge date” as their data types should be </w:t>
+      </w:r>
+      <w:r>
+        <w:rPr>
+          <w:rFonts w:ascii="Times New Roman" w:eastAsia="Times New Roman" w:hAnsi="Times New Roman" w:cs="Times New Roman"/>
+          <w:color w:val="auto"/>
+          <w:sz w:val="28"/>
+          <w:szCs w:val="28"/>
+          <w:lang w:bidi="hi-IN"/>
+        </w:rPr>
+        <w:t>datetime but they are of object.</w:t>
+      </w:r>
+    </w:p>
+    <w:p>
+      <w:pPr>
+        <w:numPr>
+          <w:ilvl w:val="0"/>
+          <w:numId w:val="42"/>
+        </w:numPr>
+        <w:tabs>
+          <w:tab w:val="clear" w:pos="720"/>
+          <w:tab w:val="num" w:pos="1440"/>
+        </w:tabs>
+        <w:spacing w:before="100" w:beforeAutospacing="1" w:after="100" w:afterAutospacing="1" w:line="240" w:lineRule="auto"/>
+        <w:ind w:left="1440"/>
+        <w:jc w:val="both"/>
+        <w:rPr>
+          <w:rFonts w:ascii="Times New Roman" w:eastAsia="Times New Roman" w:hAnsi="Times New Roman" w:cs="Times New Roman"/>
+          <w:color w:val="auto"/>
+          <w:sz w:val="28"/>
+          <w:szCs w:val="28"/>
+          <w:lang w:bidi="hi-IN"/>
+        </w:rPr>
+      </w:pPr>
+      <w:r>
+        <w:rPr>
+          <w:rFonts w:ascii="Times New Roman" w:eastAsia="Times New Roman" w:hAnsi="Times New Roman" w:cs="Times New Roman"/>
+          <w:color w:val="auto"/>
+          <w:sz w:val="28"/>
+          <w:szCs w:val="28"/>
+          <w:lang w:bidi="hi-IN"/>
+        </w:rPr>
+        <w:lastRenderedPageBreak/>
+        <w:t>Reviewing categorical values for consistency</w:t>
+      </w:r>
+    </w:p>
+    <w:p>
+      <w:pPr>
+        <w:spacing w:before="100" w:beforeAutospacing="1" w:after="100" w:afterAutospacing="1" w:line="240" w:lineRule="auto"/>
+        <w:ind w:left="1440"/>
+        <w:jc w:val="both"/>
+        <w:rPr>
+          <w:rFonts w:ascii="Times New Roman" w:eastAsia="Times New Roman" w:hAnsi="Times New Roman" w:cs="Times New Roman"/>
+          <w:color w:val="auto"/>
+          <w:sz w:val="28"/>
+          <w:szCs w:val="28"/>
+          <w:lang w:bidi="hi-IN"/>
+        </w:rPr>
+      </w:pPr>
+      <w:r>
+        <w:rPr>
+          <w:rFonts w:ascii="Times New Roman" w:eastAsia="Times New Roman" w:hAnsi="Times New Roman" w:cs="Times New Roman"/>
           <w:noProof/>
           <w:color w:val="auto"/>
           <w:sz w:val="28"/>
@@ -3176,10 +2913,10 @@
           <w:lang w:bidi="hi-IN"/>
         </w:rPr>
         <w:drawing>
-          <wp:inline distT="0" distB="0" distL="0" distR="0" wp14:anchorId="5D3A71CB" wp14:editId="3BF02C1B">
-            <wp:extent cx="4798060" cy="676275"/>
-            <wp:effectExtent l="0" t="0" r="2540" b="9525"/>
-            <wp:docPr id="13" name="Picture 13"/>
+          <wp:inline distT="0" distB="0" distL="0" distR="0" wp14:anchorId="35FBA3FE" wp14:editId="11CF0AF0">
+            <wp:extent cx="2400508" cy="2758679"/>
+            <wp:effectExtent l="0" t="0" r="0" b="3810"/>
+            <wp:docPr id="11" name="Picture 11"/>
             <wp:cNvGraphicFramePr>
               <a:graphicFrameLocks xmlns:a="http://schemas.openxmlformats.org/drawingml/2006/main" noChangeAspect="1"/>
             </wp:cNvGraphicFramePr>
@@ -3199,7 +2936,7 @@
                   <pic:spPr>
                     <a:xfrm>
                       <a:off x="0" y="0"/>
-                      <a:ext cx="4845705" cy="682990"/>
+                      <a:ext cx="2400508" cy="2758679"/>
                     </a:xfrm>
                     <a:prstGeom prst="rect">
                       <a:avLst/>
@@ -3211,15 +2948,172 @@
           </wp:inline>
         </w:drawing>
       </w:r>
-      <w:r>
-        <w:rPr>
-          <w:rFonts w:ascii="Times New Roman" w:eastAsia="Times New Roman" w:hAnsi="Times New Roman" w:cs="Times New Roman"/>
-          <w:color w:val="auto"/>
-          <w:sz w:val="28"/>
-          <w:szCs w:val="28"/>
-          <w:lang w:bidi="hi-IN"/>
+    </w:p>
+    <w:p>
+      <w:pPr>
+        <w:spacing w:before="100" w:beforeAutospacing="1" w:after="100" w:afterAutospacing="1" w:line="240" w:lineRule="auto"/>
+        <w:ind w:left="1440"/>
+        <w:jc w:val="both"/>
+        <w:rPr>
+          <w:rFonts w:ascii="Times New Roman" w:eastAsia="Times New Roman" w:hAnsi="Times New Roman" w:cs="Times New Roman"/>
+          <w:color w:val="auto"/>
+          <w:sz w:val="28"/>
+          <w:szCs w:val="28"/>
+          <w:lang w:bidi="hi-IN"/>
+        </w:rPr>
+      </w:pPr>
+      <w:r>
+        <w:rPr>
+          <w:rFonts w:ascii="Times New Roman" w:eastAsia="Times New Roman" w:hAnsi="Times New Roman" w:cs="Times New Roman"/>
+          <w:color w:val="auto"/>
+          <w:sz w:val="28"/>
+          <w:szCs w:val="28"/>
+          <w:lang w:bidi="hi-IN"/>
+        </w:rPr>
+        <w:t xml:space="preserve">We can see that “Gender”, </w:t>
+      </w:r>
+      <w:r>
+        <w:rPr>
+          <w:rFonts w:ascii="Times New Roman" w:eastAsia="Times New Roman" w:hAnsi="Times New Roman" w:cs="Times New Roman"/>
+          <w:color w:val="auto"/>
+          <w:sz w:val="28"/>
+          <w:szCs w:val="28"/>
+          <w:lang w:bidi="hi-IN"/>
+        </w:rPr>
+        <w:t>“</w:t>
+      </w:r>
+      <w:r>
+        <w:rPr>
+          <w:rFonts w:ascii="Times New Roman" w:eastAsia="Times New Roman" w:hAnsi="Times New Roman" w:cs="Times New Roman"/>
+          <w:color w:val="auto"/>
+          <w:sz w:val="28"/>
+          <w:szCs w:val="28"/>
+          <w:lang w:bidi="hi-IN"/>
+        </w:rPr>
+        <w:t>Blood type”,  “</w:t>
+      </w:r>
+      <w:r>
+        <w:rPr>
+          <w:rFonts w:ascii="Times New Roman" w:eastAsia="Times New Roman" w:hAnsi="Times New Roman" w:cs="Times New Roman"/>
+          <w:color w:val="auto"/>
+          <w:sz w:val="28"/>
+          <w:szCs w:val="28"/>
+          <w:lang w:bidi="hi-IN"/>
+        </w:rPr>
+        <w:t>Insurance Provider”, “Admission Type”, “Medication”, “Test Results” are the categorical attributes.</w:t>
+      </w:r>
+    </w:p>
+    <w:p>
+      <w:pPr>
+        <w:pStyle w:val="ListParagraph"/>
+        <w:jc w:val="both"/>
+        <w:rPr>
+          <w:sz w:val="28"/>
+          <w:szCs w:val="28"/>
+        </w:rPr>
+      </w:pPr>
+    </w:p>
+    <w:p>
+      <w:pPr>
+        <w:pStyle w:val="ListParagraph"/>
+        <w:numPr>
+          <w:ilvl w:val="0"/>
+          <w:numId w:val="39"/>
+        </w:numPr>
+        <w:rPr>
+          <w:sz w:val="32"/>
+          <w:szCs w:val="32"/>
+        </w:rPr>
+      </w:pPr>
+      <w:r>
+        <w:rPr>
+          <w:b/>
+          <w:bCs/>
+          <w:sz w:val="32"/>
+          <w:szCs w:val="32"/>
+        </w:rPr>
+        <w:t>Step</w:t>
+      </w:r>
+      <w:r>
+        <w:rPr>
+          <w:b/>
+          <w:bCs/>
+          <w:sz w:val="32"/>
+          <w:szCs w:val="32"/>
+        </w:rPr>
+        <w:t>6</w:t>
+      </w:r>
+      <w:r>
+        <w:rPr>
+          <w:b/>
+          <w:bCs/>
+          <w:sz w:val="32"/>
+          <w:szCs w:val="32"/>
+        </w:rPr>
+        <w:t>: Data</w:t>
+      </w:r>
+      <w:r>
+        <w:rPr>
+          <w:b/>
+          <w:bCs/>
+          <w:sz w:val="32"/>
+          <w:szCs w:val="32"/>
+        </w:rPr>
+        <w:t>set</w:t>
+      </w:r>
+      <w:r>
+        <w:rPr>
+          <w:b/>
+          <w:bCs/>
+          <w:sz w:val="32"/>
+          <w:szCs w:val="32"/>
         </w:rPr>
         <w:t xml:space="preserve"> </w:t>
+      </w:r>
+      <w:r>
+        <w:rPr>
+          <w:b/>
+          <w:bCs/>
+          <w:sz w:val="32"/>
+          <w:szCs w:val="32"/>
+        </w:rPr>
+        <w:t>Preparation</w:t>
+      </w:r>
+    </w:p>
+    <w:p>
+      <w:pPr>
+        <w:pStyle w:val="ListParagraph"/>
+        <w:spacing w:after="0" w:line="240" w:lineRule="auto"/>
+        <w:rPr>
+          <w:b/>
+          <w:bCs/>
+          <w:sz w:val="32"/>
+          <w:szCs w:val="32"/>
+        </w:rPr>
+      </w:pPr>
+    </w:p>
+    <w:p>
+      <w:pPr>
+        <w:spacing w:before="100" w:beforeAutospacing="1" w:after="100" w:afterAutospacing="1" w:line="240" w:lineRule="auto"/>
+        <w:ind w:left="720"/>
+        <w:jc w:val="both"/>
+        <w:rPr>
+          <w:rFonts w:ascii="Times New Roman" w:eastAsia="Times New Roman" w:hAnsi="Times New Roman" w:cs="Times New Roman"/>
+          <w:color w:val="auto"/>
+          <w:sz w:val="28"/>
+          <w:szCs w:val="28"/>
+          <w:lang w:bidi="hi-IN"/>
+        </w:rPr>
+      </w:pPr>
+      <w:r>
+        <w:rPr>
+          <w:rFonts w:ascii="Times New Roman" w:eastAsia="Times New Roman" w:hAnsi="Times New Roman" w:cs="Times New Roman"/>
+          <w:color w:val="auto"/>
+          <w:sz w:val="28"/>
+          <w:szCs w:val="28"/>
+          <w:lang w:bidi="hi-IN"/>
+        </w:rPr>
+        <w:t>Before analysis, the dataset was prepared by:</w:t>
       </w:r>
     </w:p>
     <w:p>
@@ -3251,7 +3145,7 @@
           <w:szCs w:val="28"/>
           <w:lang w:bidi="hi-IN"/>
         </w:rPr>
-        <w:t xml:space="preserve">Handling missing values </w:t>
+        <w:t>Removing duplicate records (if any)</w:t>
       </w:r>
     </w:p>
     <w:p>
@@ -3277,10 +3171,10 @@
           <w:lang w:bidi="hi-IN"/>
         </w:rPr>
         <w:drawing>
-          <wp:inline distT="0" distB="0" distL="0" distR="0" wp14:anchorId="1DD8B463" wp14:editId="29D26A72">
-            <wp:extent cx="4724400" cy="571500"/>
-            <wp:effectExtent l="0" t="0" r="0" b="0"/>
-            <wp:docPr id="14" name="Picture 14"/>
+          <wp:inline distT="0" distB="0" distL="0" distR="0" wp14:anchorId="5D3A71CB" wp14:editId="3BF02C1B">
+            <wp:extent cx="4798060" cy="676275"/>
+            <wp:effectExtent l="0" t="0" r="2540" b="9525"/>
+            <wp:docPr id="13" name="Picture 13"/>
             <wp:cNvGraphicFramePr>
               <a:graphicFrameLocks xmlns:a="http://schemas.openxmlformats.org/drawingml/2006/main" noChangeAspect="1"/>
             </wp:cNvGraphicFramePr>
@@ -3300,7 +3194,7 @@
                   <pic:spPr>
                     <a:xfrm>
                       <a:off x="0" y="0"/>
-                      <a:ext cx="4724815" cy="571550"/>
+                      <a:ext cx="4845705" cy="682990"/>
                     </a:xfrm>
                     <a:prstGeom prst="rect">
                       <a:avLst/>
@@ -3312,51 +3206,15 @@
           </wp:inline>
         </w:drawing>
       </w:r>
-    </w:p>
-    <w:p>
-      <w:pPr>
-        <w:spacing w:before="100" w:beforeAutospacing="1" w:after="100" w:afterAutospacing="1" w:line="240" w:lineRule="auto"/>
-        <w:ind w:left="1440"/>
-        <w:jc w:val="both"/>
-        <w:rPr>
-          <w:rFonts w:ascii="Times New Roman" w:eastAsia="Times New Roman" w:hAnsi="Times New Roman" w:cs="Times New Roman"/>
-          <w:color w:val="auto"/>
-          <w:sz w:val="28"/>
-          <w:szCs w:val="28"/>
-          <w:lang w:bidi="hi-IN"/>
-        </w:rPr>
-      </w:pPr>
-      <w:r>
-        <w:rPr>
-          <w:rFonts w:ascii="Times New Roman" w:eastAsia="Times New Roman" w:hAnsi="Times New Roman" w:cs="Times New Roman"/>
-          <w:color w:val="auto"/>
-          <w:sz w:val="28"/>
-          <w:szCs w:val="28"/>
-          <w:lang w:bidi="hi-IN"/>
-        </w:rPr>
-        <w:t xml:space="preserve">As there </w:t>
-      </w:r>
-      <w:proofErr w:type="gramStart"/>
-      <w:r>
-        <w:rPr>
-          <w:rFonts w:ascii="Times New Roman" w:eastAsia="Times New Roman" w:hAnsi="Times New Roman" w:cs="Times New Roman"/>
-          <w:color w:val="auto"/>
-          <w:sz w:val="28"/>
-          <w:szCs w:val="28"/>
-          <w:lang w:bidi="hi-IN"/>
-        </w:rPr>
-        <w:t>is</w:t>
-      </w:r>
-      <w:proofErr w:type="gramEnd"/>
-      <w:r>
-        <w:rPr>
-          <w:rFonts w:ascii="Times New Roman" w:eastAsia="Times New Roman" w:hAnsi="Times New Roman" w:cs="Times New Roman"/>
-          <w:color w:val="auto"/>
-          <w:sz w:val="28"/>
-          <w:szCs w:val="28"/>
-          <w:lang w:bidi="hi-IN"/>
-        </w:rPr>
-        <w:t xml:space="preserve"> no null values so no change occurs.</w:t>
+      <w:r>
+        <w:rPr>
+          <w:rFonts w:ascii="Times New Roman" w:eastAsia="Times New Roman" w:hAnsi="Times New Roman" w:cs="Times New Roman"/>
+          <w:color w:val="auto"/>
+          <w:sz w:val="28"/>
+          <w:szCs w:val="28"/>
+          <w:lang w:bidi="hi-IN"/>
+        </w:rPr>
+        <w:t xml:space="preserve"> </w:t>
       </w:r>
     </w:p>
     <w:p>
@@ -3388,8 +3246,7 @@
           <w:szCs w:val="28"/>
           <w:lang w:bidi="hi-IN"/>
         </w:rPr>
-        <w:lastRenderedPageBreak/>
-        <w:t xml:space="preserve">Converting date columns into datetime format </w:t>
+        <w:t xml:space="preserve">Handling missing values </w:t>
       </w:r>
     </w:p>
     <w:p>
@@ -3415,10 +3272,10 @@
           <w:lang w:bidi="hi-IN"/>
         </w:rPr>
         <w:drawing>
-          <wp:inline distT="0" distB="0" distL="0" distR="0" wp14:anchorId="4C35468F" wp14:editId="32E0BCAF">
-            <wp:extent cx="4122777" cy="3635055"/>
-            <wp:effectExtent l="0" t="0" r="0" b="3810"/>
-            <wp:docPr id="15" name="Picture 15"/>
+          <wp:inline distT="0" distB="0" distL="0" distR="0" wp14:anchorId="1DD8B463" wp14:editId="29D26A72">
+            <wp:extent cx="4724400" cy="571500"/>
+            <wp:effectExtent l="0" t="0" r="0" b="0"/>
+            <wp:docPr id="14" name="Picture 14"/>
             <wp:cNvGraphicFramePr>
               <a:graphicFrameLocks xmlns:a="http://schemas.openxmlformats.org/drawingml/2006/main" noChangeAspect="1"/>
             </wp:cNvGraphicFramePr>
@@ -3438,7 +3295,7 @@
                   <pic:spPr>
                     <a:xfrm>
                       <a:off x="0" y="0"/>
-                      <a:ext cx="4122777" cy="3635055"/>
+                      <a:ext cx="4724815" cy="571550"/>
                     </a:xfrm>
                     <a:prstGeom prst="rect">
                       <a:avLst/>
@@ -3453,6 +3310,30 @@
     </w:p>
     <w:p>
       <w:pPr>
+        <w:spacing w:before="100" w:beforeAutospacing="1" w:after="100" w:afterAutospacing="1" w:line="240" w:lineRule="auto"/>
+        <w:ind w:left="1440"/>
+        <w:jc w:val="both"/>
+        <w:rPr>
+          <w:rFonts w:ascii="Times New Roman" w:eastAsia="Times New Roman" w:hAnsi="Times New Roman" w:cs="Times New Roman"/>
+          <w:color w:val="auto"/>
+          <w:sz w:val="28"/>
+          <w:szCs w:val="28"/>
+          <w:lang w:bidi="hi-IN"/>
+        </w:rPr>
+      </w:pPr>
+      <w:r>
+        <w:rPr>
+          <w:rFonts w:ascii="Times New Roman" w:eastAsia="Times New Roman" w:hAnsi="Times New Roman" w:cs="Times New Roman"/>
+          <w:color w:val="auto"/>
+          <w:sz w:val="28"/>
+          <w:szCs w:val="28"/>
+          <w:lang w:bidi="hi-IN"/>
+        </w:rPr>
+        <w:t>As there is no null values so no change occurs.</w:t>
+      </w:r>
+    </w:p>
+    <w:p>
+      <w:pPr>
         <w:numPr>
           <w:ilvl w:val="0"/>
           <w:numId w:val="43"/>
@@ -3480,45 +3361,37 @@
           <w:szCs w:val="28"/>
           <w:lang w:bidi="hi-IN"/>
         </w:rPr>
-        <w:t>Validating numerical fields such as Age and Billing Amount</w:t>
+        <w:lastRenderedPageBreak/>
+        <w:t xml:space="preserve">Converting date columns into datetime format </w:t>
       </w:r>
     </w:p>
     <w:p>
       <w:pPr>
-        <w:spacing w:after="0" w:line="240" w:lineRule="auto"/>
-        <w:ind w:left="720"/>
-        <w:rPr>
-          <w:rFonts w:ascii="Times New Roman" w:eastAsia="Times New Roman" w:hAnsi="Times New Roman" w:cs="Times New Roman"/>
-          <w:color w:val="auto"/>
-          <w:sz w:val="24"/>
-          <w:szCs w:val="24"/>
-          <w:lang w:bidi="hi-IN"/>
-        </w:rPr>
-      </w:pPr>
-      <w:r>
-        <w:rPr>
-          <w:rFonts w:ascii="Times New Roman" w:eastAsia="Times New Roman" w:hAnsi="Times New Roman" w:cs="Times New Roman"/>
-          <w:color w:val="auto"/>
-          <w:sz w:val="24"/>
-          <w:szCs w:val="24"/>
-          <w:lang w:bidi="hi-IN"/>
-        </w:rPr>
-        <w:tab/>
-      </w:r>
+        <w:spacing w:before="100" w:beforeAutospacing="1" w:after="100" w:afterAutospacing="1" w:line="240" w:lineRule="auto"/>
+        <w:ind w:left="1440"/>
+        <w:jc w:val="both"/>
+        <w:rPr>
+          <w:rFonts w:ascii="Times New Roman" w:eastAsia="Times New Roman" w:hAnsi="Times New Roman" w:cs="Times New Roman"/>
+          <w:color w:val="auto"/>
+          <w:sz w:val="28"/>
+          <w:szCs w:val="28"/>
+          <w:lang w:bidi="hi-IN"/>
+        </w:rPr>
+      </w:pPr>
       <w:r>
         <w:rPr>
           <w:rFonts w:ascii="Times New Roman" w:eastAsia="Times New Roman" w:hAnsi="Times New Roman" w:cs="Times New Roman"/>
           <w:noProof/>
           <w:color w:val="auto"/>
-          <w:sz w:val="24"/>
-          <w:szCs w:val="24"/>
+          <w:sz w:val="28"/>
+          <w:szCs w:val="28"/>
           <w:lang w:bidi="hi-IN"/>
         </w:rPr>
         <w:drawing>
-          <wp:inline distT="0" distB="0" distL="0" distR="0" wp14:anchorId="11B1529B" wp14:editId="062450E8">
-            <wp:extent cx="4457700" cy="476250"/>
-            <wp:effectExtent l="0" t="0" r="0" b="0"/>
-            <wp:docPr id="16" name="Picture 16"/>
+          <wp:inline distT="0" distB="0" distL="0" distR="0" wp14:anchorId="4C35468F" wp14:editId="32E0BCAF">
+            <wp:extent cx="4122777" cy="3635055"/>
+            <wp:effectExtent l="0" t="0" r="0" b="3810"/>
+            <wp:docPr id="15" name="Picture 15"/>
             <wp:cNvGraphicFramePr>
               <a:graphicFrameLocks xmlns:a="http://schemas.openxmlformats.org/drawingml/2006/main" noChangeAspect="1"/>
             </wp:cNvGraphicFramePr>
@@ -3538,7 +3411,7 @@
                   <pic:spPr>
                     <a:xfrm>
                       <a:off x="0" y="0"/>
-                      <a:ext cx="4458088" cy="476291"/>
+                      <a:ext cx="4122777" cy="3635055"/>
                     </a:xfrm>
                     <a:prstGeom prst="rect">
                       <a:avLst/>
@@ -3553,6 +3426,38 @@
     </w:p>
     <w:p>
       <w:pPr>
+        <w:numPr>
+          <w:ilvl w:val="0"/>
+          <w:numId w:val="43"/>
+        </w:numPr>
+        <w:tabs>
+          <w:tab w:val="clear" w:pos="720"/>
+          <w:tab w:val="num" w:pos="1440"/>
+        </w:tabs>
+        <w:spacing w:before="100" w:beforeAutospacing="1" w:after="100" w:afterAutospacing="1" w:line="240" w:lineRule="auto"/>
+        <w:ind w:left="1440"/>
+        <w:jc w:val="both"/>
+        <w:rPr>
+          <w:rFonts w:ascii="Times New Roman" w:eastAsia="Times New Roman" w:hAnsi="Times New Roman" w:cs="Times New Roman"/>
+          <w:color w:val="auto"/>
+          <w:sz w:val="28"/>
+          <w:szCs w:val="28"/>
+          <w:lang w:bidi="hi-IN"/>
+        </w:rPr>
+      </w:pPr>
+      <w:r>
+        <w:rPr>
+          <w:rFonts w:ascii="Times New Roman" w:eastAsia="Times New Roman" w:hAnsi="Times New Roman" w:cs="Times New Roman"/>
+          <w:color w:val="auto"/>
+          <w:sz w:val="28"/>
+          <w:szCs w:val="28"/>
+          <w:lang w:bidi="hi-IN"/>
+        </w:rPr>
+        <w:t>Validating numerical fields such as Age and Billing Amount</w:t>
+      </w:r>
+    </w:p>
+    <w:p>
+      <w:pPr>
         <w:spacing w:after="0" w:line="240" w:lineRule="auto"/>
         <w:ind w:left="720"/>
         <w:rPr>
@@ -3563,200 +3468,7 @@
           <w:lang w:bidi="hi-IN"/>
         </w:rPr>
       </w:pPr>
-    </w:p>
-    <w:p>
-      <w:pPr>
-        <w:pStyle w:val="ListParagraph"/>
-        <w:numPr>
-          <w:ilvl w:val="0"/>
-          <w:numId w:val="39"/>
-        </w:numPr>
-        <w:rPr>
-          <w:sz w:val="32"/>
-          <w:szCs w:val="32"/>
-        </w:rPr>
-      </w:pPr>
-      <w:r>
-        <w:rPr>
-          <w:b/>
-          <w:bCs/>
-          <w:sz w:val="32"/>
-          <w:szCs w:val="32"/>
-        </w:rPr>
-        <w:t xml:space="preserve">Step7: Ready </w:t>
-      </w:r>
-      <w:proofErr w:type="gramStart"/>
-      <w:r>
-        <w:rPr>
-          <w:b/>
-          <w:bCs/>
-          <w:sz w:val="32"/>
-          <w:szCs w:val="32"/>
-        </w:rPr>
-        <w:t>For</w:t>
-      </w:r>
-      <w:proofErr w:type="gramEnd"/>
-      <w:r>
-        <w:rPr>
-          <w:b/>
-          <w:bCs/>
-          <w:sz w:val="32"/>
-          <w:szCs w:val="32"/>
-        </w:rPr>
-        <w:t xml:space="preserve"> Analysis</w:t>
-      </w:r>
-    </w:p>
-    <w:p>
-      <w:pPr>
-        <w:spacing w:before="100" w:beforeAutospacing="1" w:after="100" w:afterAutospacing="1" w:line="240" w:lineRule="auto"/>
-        <w:ind w:left="720"/>
-        <w:rPr>
-          <w:rFonts w:ascii="Times New Roman" w:eastAsia="Times New Roman" w:hAnsi="Times New Roman" w:cs="Times New Roman"/>
-          <w:color w:val="auto"/>
-          <w:sz w:val="28"/>
-          <w:szCs w:val="28"/>
-          <w:lang w:bidi="hi-IN"/>
-        </w:rPr>
-      </w:pPr>
-      <w:r>
-        <w:rPr>
-          <w:rFonts w:ascii="Times New Roman" w:eastAsia="Times New Roman" w:hAnsi="Times New Roman" w:cs="Times New Roman"/>
-          <w:color w:val="auto"/>
-          <w:sz w:val="28"/>
-          <w:szCs w:val="28"/>
-          <w:lang w:bidi="hi-IN"/>
-        </w:rPr>
-        <w:t>After completing these steps, the dataset became ready for:</w:t>
-      </w:r>
-    </w:p>
-    <w:p>
-      <w:pPr>
-        <w:numPr>
-          <w:ilvl w:val="0"/>
-          <w:numId w:val="44"/>
-        </w:numPr>
-        <w:tabs>
-          <w:tab w:val="clear" w:pos="720"/>
-          <w:tab w:val="num" w:pos="1440"/>
-        </w:tabs>
-        <w:spacing w:before="100" w:beforeAutospacing="1" w:after="100" w:afterAutospacing="1" w:line="240" w:lineRule="auto"/>
-        <w:ind w:left="1440"/>
-        <w:rPr>
-          <w:rFonts w:ascii="Times New Roman" w:eastAsia="Times New Roman" w:hAnsi="Times New Roman" w:cs="Times New Roman"/>
-          <w:color w:val="auto"/>
-          <w:sz w:val="28"/>
-          <w:szCs w:val="28"/>
-          <w:lang w:bidi="hi-IN"/>
-        </w:rPr>
-      </w:pPr>
-      <w:r>
-        <w:rPr>
-          <w:rFonts w:ascii="Times New Roman" w:eastAsia="Times New Roman" w:hAnsi="Times New Roman" w:cs="Times New Roman"/>
-          <w:color w:val="auto"/>
-          <w:sz w:val="28"/>
-          <w:szCs w:val="28"/>
-          <w:lang w:bidi="hi-IN"/>
-        </w:rPr>
-        <w:t xml:space="preserve">Exploratory Data Analysis (EDA) </w:t>
-      </w:r>
-    </w:p>
-    <w:p>
-      <w:pPr>
-        <w:numPr>
-          <w:ilvl w:val="0"/>
-          <w:numId w:val="44"/>
-        </w:numPr>
-        <w:tabs>
-          <w:tab w:val="clear" w:pos="720"/>
-          <w:tab w:val="num" w:pos="1440"/>
-        </w:tabs>
-        <w:spacing w:before="100" w:beforeAutospacing="1" w:after="100" w:afterAutospacing="1" w:line="240" w:lineRule="auto"/>
-        <w:ind w:left="1440"/>
-        <w:rPr>
-          <w:rFonts w:ascii="Times New Roman" w:eastAsia="Times New Roman" w:hAnsi="Times New Roman" w:cs="Times New Roman"/>
-          <w:color w:val="auto"/>
-          <w:sz w:val="28"/>
-          <w:szCs w:val="28"/>
-          <w:lang w:bidi="hi-IN"/>
-        </w:rPr>
-      </w:pPr>
-      <w:r>
-        <w:rPr>
-          <w:rFonts w:ascii="Times New Roman" w:eastAsia="Times New Roman" w:hAnsi="Times New Roman" w:cs="Times New Roman"/>
-          <w:color w:val="auto"/>
-          <w:sz w:val="28"/>
-          <w:szCs w:val="28"/>
-          <w:lang w:bidi="hi-IN"/>
-        </w:rPr>
-        <w:t xml:space="preserve">Data Visualization </w:t>
-      </w:r>
-    </w:p>
-    <w:p>
-      <w:pPr>
-        <w:numPr>
-          <w:ilvl w:val="0"/>
-          <w:numId w:val="44"/>
-        </w:numPr>
-        <w:tabs>
-          <w:tab w:val="clear" w:pos="720"/>
-          <w:tab w:val="num" w:pos="1440"/>
-        </w:tabs>
-        <w:spacing w:before="100" w:beforeAutospacing="1" w:after="100" w:afterAutospacing="1" w:line="240" w:lineRule="auto"/>
-        <w:ind w:left="1440"/>
-        <w:rPr>
-          <w:rFonts w:ascii="Times New Roman" w:eastAsia="Times New Roman" w:hAnsi="Times New Roman" w:cs="Times New Roman"/>
-          <w:color w:val="auto"/>
-          <w:sz w:val="28"/>
-          <w:szCs w:val="28"/>
-          <w:lang w:bidi="hi-IN"/>
-        </w:rPr>
-      </w:pPr>
-      <w:r>
-        <w:rPr>
-          <w:rFonts w:ascii="Times New Roman" w:eastAsia="Times New Roman" w:hAnsi="Times New Roman" w:cs="Times New Roman"/>
-          <w:color w:val="auto"/>
-          <w:sz w:val="28"/>
-          <w:szCs w:val="28"/>
-          <w:lang w:bidi="hi-IN"/>
-        </w:rPr>
-        <w:t xml:space="preserve">Statistical Analysis </w:t>
-      </w:r>
-    </w:p>
-    <w:p>
-      <w:pPr>
-        <w:numPr>
-          <w:ilvl w:val="0"/>
-          <w:numId w:val="44"/>
-        </w:numPr>
-        <w:tabs>
-          <w:tab w:val="clear" w:pos="720"/>
-          <w:tab w:val="num" w:pos="1440"/>
-        </w:tabs>
-        <w:spacing w:before="100" w:beforeAutospacing="1" w:after="100" w:afterAutospacing="1" w:line="240" w:lineRule="auto"/>
-        <w:ind w:left="1440"/>
-        <w:rPr>
-          <w:rFonts w:ascii="Times New Roman" w:eastAsia="Times New Roman" w:hAnsi="Times New Roman" w:cs="Times New Roman"/>
-          <w:color w:val="auto"/>
-          <w:sz w:val="28"/>
-          <w:szCs w:val="28"/>
-          <w:lang w:bidi="hi-IN"/>
-        </w:rPr>
-      </w:pPr>
-      <w:r>
-        <w:rPr>
-          <w:rFonts w:ascii="Times New Roman" w:eastAsia="Times New Roman" w:hAnsi="Times New Roman" w:cs="Times New Roman"/>
-          <w:color w:val="auto"/>
-          <w:sz w:val="28"/>
-          <w:szCs w:val="28"/>
-          <w:lang w:bidi="hi-IN"/>
-        </w:rPr>
-        <w:t>Predictive Modeling</w:t>
-      </w:r>
-    </w:p>
-    <w:p>
-      <w:pPr>
-        <w:spacing w:after="0" w:line="240" w:lineRule="auto"/>
-        <w:ind w:left="720"/>
+      <w:r>
         <w:rPr>
           <w:rFonts w:ascii="Times New Roman" w:eastAsia="Times New Roman" w:hAnsi="Times New Roman" w:cs="Times New Roman"/>
           <w:color w:val="auto"/>
@@ -3764,182 +3476,22 @@
           <w:szCs w:val="24"/>
           <w:lang w:bidi="hi-IN"/>
         </w:rPr>
-      </w:pPr>
-    </w:p>
-    <w:p>
-      <w:pPr>
-        <w:spacing w:after="0" w:line="240" w:lineRule="auto"/>
-        <w:ind w:left="720"/>
-        <w:rPr>
-          <w:rFonts w:ascii="Times New Roman" w:eastAsia="Times New Roman" w:hAnsi="Times New Roman" w:cs="Times New Roman"/>
+        <w:tab/>
+      </w:r>
+      <w:r>
+        <w:rPr>
+          <w:rFonts w:ascii="Times New Roman" w:eastAsia="Times New Roman" w:hAnsi="Times New Roman" w:cs="Times New Roman"/>
+          <w:noProof/>
           <w:color w:val="auto"/>
           <w:sz w:val="24"/>
           <w:szCs w:val="24"/>
           <w:lang w:bidi="hi-IN"/>
         </w:rPr>
-      </w:pPr>
-    </w:p>
-    <w:p>
-      <w:pPr>
-        <w:spacing w:after="0" w:line="240" w:lineRule="auto"/>
-        <w:ind w:left="720"/>
-        <w:rPr>
-          <w:rFonts w:ascii="Times New Roman" w:eastAsia="Times New Roman" w:hAnsi="Times New Roman" w:cs="Times New Roman"/>
-          <w:color w:val="auto"/>
-          <w:sz w:val="24"/>
-          <w:szCs w:val="24"/>
-          <w:lang w:bidi="hi-IN"/>
-        </w:rPr>
-      </w:pPr>
-    </w:p>
-    <w:p>
-      <w:pPr>
-        <w:spacing w:after="0" w:line="240" w:lineRule="auto"/>
-        <w:ind w:left="720"/>
-        <w:rPr>
-          <w:rFonts w:ascii="Times New Roman" w:eastAsia="Times New Roman" w:hAnsi="Times New Roman" w:cs="Times New Roman"/>
-          <w:color w:val="auto"/>
-          <w:sz w:val="24"/>
-          <w:szCs w:val="24"/>
-          <w:lang w:bidi="hi-IN"/>
-        </w:rPr>
-      </w:pPr>
-    </w:p>
-    <w:p>
-      <w:pPr>
-        <w:spacing w:after="0" w:line="240" w:lineRule="auto"/>
-        <w:ind w:left="720"/>
-        <w:rPr>
-          <w:rFonts w:ascii="Times New Roman" w:eastAsia="Times New Roman" w:hAnsi="Times New Roman" w:cs="Times New Roman"/>
-          <w:color w:val="auto"/>
-          <w:sz w:val="24"/>
-          <w:szCs w:val="24"/>
-          <w:lang w:bidi="hi-IN"/>
-        </w:rPr>
-      </w:pPr>
-    </w:p>
-    <w:p>
-      <w:pPr>
-        <w:spacing w:after="0" w:line="240" w:lineRule="auto"/>
-        <w:ind w:left="720"/>
-        <w:rPr>
-          <w:rFonts w:ascii="Times New Roman" w:eastAsia="Times New Roman" w:hAnsi="Times New Roman" w:cs="Times New Roman"/>
-          <w:color w:val="auto"/>
-          <w:sz w:val="24"/>
-          <w:szCs w:val="24"/>
-          <w:lang w:bidi="hi-IN"/>
-        </w:rPr>
-      </w:pPr>
-    </w:p>
-    <w:p>
-      <w:pPr>
-        <w:pStyle w:val="Heading1"/>
-        <w:numPr>
-          <w:ilvl w:val="0"/>
-          <w:numId w:val="3"/>
-        </w:numPr>
-        <w:jc w:val="left"/>
-        <w:rPr>
-          <w:rFonts w:ascii="Algerian" w:hAnsi="Algerian" w:cs="Mangal"/>
-          <w:b w:val="0"/>
-          <w:color w:val="000000"/>
-          <w:sz w:val="36"/>
-          <w:szCs w:val="36"/>
-        </w:rPr>
-      </w:pPr>
-      <w:r>
-        <w:rPr>
-          <w:rFonts w:ascii="Algerian" w:hAnsi="Algerian" w:cs="Mangal"/>
-          <w:b w:val="0"/>
-          <w:color w:val="000000"/>
-          <w:sz w:val="36"/>
-          <w:szCs w:val="36"/>
-        </w:rPr>
-        <w:lastRenderedPageBreak/>
-        <w:t xml:space="preserve">Data </w:t>
-      </w:r>
-      <w:r>
-        <w:rPr>
-          <w:rFonts w:ascii="Algerian" w:hAnsi="Algerian" w:cs="Mangal"/>
-          <w:b w:val="0"/>
-          <w:color w:val="000000"/>
-          <w:sz w:val="36"/>
-          <w:szCs w:val="36"/>
-        </w:rPr>
-        <w:t>Quality Assurance</w:t>
-      </w:r>
-    </w:p>
-    <w:p/>
-    <w:p>
-      <w:pPr>
-        <w:pStyle w:val="ListParagraph"/>
-        <w:numPr>
-          <w:ilvl w:val="0"/>
-          <w:numId w:val="39"/>
-        </w:numPr>
-        <w:rPr>
-          <w:sz w:val="32"/>
-          <w:szCs w:val="32"/>
-        </w:rPr>
-      </w:pPr>
-      <w:r>
-        <w:rPr>
-          <w:b/>
-          <w:bCs/>
-          <w:sz w:val="32"/>
-          <w:szCs w:val="32"/>
-        </w:rPr>
-        <w:t xml:space="preserve">Step1: </w:t>
-      </w:r>
-      <w:r>
-        <w:rPr>
-          <w:b/>
-          <w:bCs/>
-          <w:sz w:val="32"/>
-          <w:szCs w:val="32"/>
-        </w:rPr>
-        <w:t>Missing Value check</w:t>
-      </w:r>
-    </w:p>
-    <w:p>
-      <w:pPr>
-        <w:pStyle w:val="ListParagraph"/>
-        <w:spacing w:after="0" w:line="240" w:lineRule="auto"/>
-        <w:rPr>
-          <w:b/>
-          <w:bCs/>
-          <w:sz w:val="32"/>
-          <w:szCs w:val="32"/>
-        </w:rPr>
-      </w:pPr>
-    </w:p>
-    <w:p>
-      <w:pPr>
-        <w:spacing w:after="0" w:line="240" w:lineRule="auto"/>
-        <w:ind w:left="720"/>
-        <w:jc w:val="both"/>
-        <w:rPr>
-          <w:rFonts w:ascii="Times New Roman" w:eastAsia="Times New Roman" w:hAnsi="Times New Roman" w:cs="Times New Roman"/>
-          <w:color w:val="auto"/>
-          <w:sz w:val="28"/>
-          <w:szCs w:val="28"/>
-          <w:lang w:bidi="hi-IN"/>
-        </w:rPr>
-      </w:pPr>
-      <w:r>
-        <w:rPr>
-          <w:rFonts w:ascii="Times New Roman" w:eastAsia="Times New Roman" w:hAnsi="Times New Roman" w:cs="Times New Roman"/>
-          <w:noProof/>
-          <w:color w:val="auto"/>
-          <w:sz w:val="28"/>
-          <w:szCs w:val="28"/>
-          <w:lang w:bidi="hi-IN"/>
-        </w:rPr>
         <w:drawing>
-          <wp:inline distT="0" distB="0" distL="0" distR="0" wp14:anchorId="6616FCC6" wp14:editId="43A7BFCE">
-            <wp:extent cx="3571875" cy="2209800"/>
-            <wp:effectExtent l="0" t="0" r="9525" b="0"/>
-            <wp:docPr id="19" name="Picture 19"/>
+          <wp:inline distT="0" distB="0" distL="0" distR="0" wp14:anchorId="11B1529B" wp14:editId="062450E8">
+            <wp:extent cx="4457700" cy="476250"/>
+            <wp:effectExtent l="0" t="0" r="0" b="0"/>
+            <wp:docPr id="16" name="Picture 16"/>
             <wp:cNvGraphicFramePr>
               <a:graphicFrameLocks xmlns:a="http://schemas.openxmlformats.org/drawingml/2006/main" noChangeAspect="1"/>
             </wp:cNvGraphicFramePr>
@@ -3959,7 +3511,7 @@
                   <pic:spPr>
                     <a:xfrm>
                       <a:off x="0" y="0"/>
-                      <a:ext cx="3572189" cy="2209994"/>
+                      <a:ext cx="4458088" cy="476291"/>
                     </a:xfrm>
                     <a:prstGeom prst="rect">
                       <a:avLst/>
@@ -3976,26 +3528,11 @@
       <w:pPr>
         <w:spacing w:after="0" w:line="240" w:lineRule="auto"/>
         <w:ind w:left="720"/>
-        <w:jc w:val="both"/>
-        <w:rPr>
-          <w:rFonts w:ascii="Times New Roman" w:eastAsia="Times New Roman" w:hAnsi="Times New Roman" w:cs="Times New Roman"/>
-          <w:color w:val="auto"/>
-          <w:sz w:val="28"/>
-          <w:szCs w:val="28"/>
-          <w:lang w:bidi="hi-IN"/>
-        </w:rPr>
-      </w:pPr>
-    </w:p>
-    <w:p>
-      <w:pPr>
-        <w:spacing w:after="0" w:line="240" w:lineRule="auto"/>
-        <w:ind w:left="720"/>
-        <w:jc w:val="both"/>
-        <w:rPr>
-          <w:rFonts w:ascii="Times New Roman" w:eastAsia="Times New Roman" w:hAnsi="Times New Roman" w:cs="Times New Roman"/>
-          <w:color w:val="auto"/>
-          <w:sz w:val="28"/>
-          <w:szCs w:val="28"/>
+        <w:rPr>
+          <w:rFonts w:ascii="Times New Roman" w:eastAsia="Times New Roman" w:hAnsi="Times New Roman" w:cs="Times New Roman"/>
+          <w:color w:val="auto"/>
+          <w:sz w:val="24"/>
+          <w:szCs w:val="24"/>
           <w:lang w:bidi="hi-IN"/>
         </w:rPr>
       </w:pPr>
@@ -4019,8 +3556,285 @@
           <w:sz w:val="32"/>
           <w:szCs w:val="32"/>
         </w:rPr>
-        <w:t>Step2: D</w:t>
-      </w:r>
+        <w:t>Step7: Ready For Analysis</w:t>
+      </w:r>
+    </w:p>
+    <w:p>
+      <w:pPr>
+        <w:spacing w:before="100" w:beforeAutospacing="1" w:after="100" w:afterAutospacing="1" w:line="240" w:lineRule="auto"/>
+        <w:ind w:left="720"/>
+        <w:rPr>
+          <w:rFonts w:ascii="Times New Roman" w:eastAsia="Times New Roman" w:hAnsi="Times New Roman" w:cs="Times New Roman"/>
+          <w:color w:val="auto"/>
+          <w:sz w:val="28"/>
+          <w:szCs w:val="28"/>
+          <w:lang w:bidi="hi-IN"/>
+        </w:rPr>
+      </w:pPr>
+      <w:r>
+        <w:rPr>
+          <w:rFonts w:ascii="Times New Roman" w:eastAsia="Times New Roman" w:hAnsi="Times New Roman" w:cs="Times New Roman"/>
+          <w:color w:val="auto"/>
+          <w:sz w:val="28"/>
+          <w:szCs w:val="28"/>
+          <w:lang w:bidi="hi-IN"/>
+        </w:rPr>
+        <w:t>After completing these steps, the dataset became ready for:</w:t>
+      </w:r>
+    </w:p>
+    <w:p>
+      <w:pPr>
+        <w:numPr>
+          <w:ilvl w:val="0"/>
+          <w:numId w:val="44"/>
+        </w:numPr>
+        <w:tabs>
+          <w:tab w:val="clear" w:pos="720"/>
+          <w:tab w:val="num" w:pos="1440"/>
+        </w:tabs>
+        <w:spacing w:before="100" w:beforeAutospacing="1" w:after="100" w:afterAutospacing="1" w:line="240" w:lineRule="auto"/>
+        <w:ind w:left="1440"/>
+        <w:rPr>
+          <w:rFonts w:ascii="Times New Roman" w:eastAsia="Times New Roman" w:hAnsi="Times New Roman" w:cs="Times New Roman"/>
+          <w:color w:val="auto"/>
+          <w:sz w:val="28"/>
+          <w:szCs w:val="28"/>
+          <w:lang w:bidi="hi-IN"/>
+        </w:rPr>
+      </w:pPr>
+      <w:r>
+        <w:rPr>
+          <w:rFonts w:ascii="Times New Roman" w:eastAsia="Times New Roman" w:hAnsi="Times New Roman" w:cs="Times New Roman"/>
+          <w:color w:val="auto"/>
+          <w:sz w:val="28"/>
+          <w:szCs w:val="28"/>
+          <w:lang w:bidi="hi-IN"/>
+        </w:rPr>
+        <w:t xml:space="preserve">Exploratory Data Analysis (EDA) </w:t>
+      </w:r>
+    </w:p>
+    <w:p>
+      <w:pPr>
+        <w:numPr>
+          <w:ilvl w:val="0"/>
+          <w:numId w:val="44"/>
+        </w:numPr>
+        <w:tabs>
+          <w:tab w:val="clear" w:pos="720"/>
+          <w:tab w:val="num" w:pos="1440"/>
+        </w:tabs>
+        <w:spacing w:before="100" w:beforeAutospacing="1" w:after="100" w:afterAutospacing="1" w:line="240" w:lineRule="auto"/>
+        <w:ind w:left="1440"/>
+        <w:rPr>
+          <w:rFonts w:ascii="Times New Roman" w:eastAsia="Times New Roman" w:hAnsi="Times New Roman" w:cs="Times New Roman"/>
+          <w:color w:val="auto"/>
+          <w:sz w:val="28"/>
+          <w:szCs w:val="28"/>
+          <w:lang w:bidi="hi-IN"/>
+        </w:rPr>
+      </w:pPr>
+      <w:r>
+        <w:rPr>
+          <w:rFonts w:ascii="Times New Roman" w:eastAsia="Times New Roman" w:hAnsi="Times New Roman" w:cs="Times New Roman"/>
+          <w:color w:val="auto"/>
+          <w:sz w:val="28"/>
+          <w:szCs w:val="28"/>
+          <w:lang w:bidi="hi-IN"/>
+        </w:rPr>
+        <w:t xml:space="preserve">Data Visualization </w:t>
+      </w:r>
+    </w:p>
+    <w:p>
+      <w:pPr>
+        <w:numPr>
+          <w:ilvl w:val="0"/>
+          <w:numId w:val="44"/>
+        </w:numPr>
+        <w:tabs>
+          <w:tab w:val="clear" w:pos="720"/>
+          <w:tab w:val="num" w:pos="1440"/>
+        </w:tabs>
+        <w:spacing w:before="100" w:beforeAutospacing="1" w:after="100" w:afterAutospacing="1" w:line="240" w:lineRule="auto"/>
+        <w:ind w:left="1440"/>
+        <w:rPr>
+          <w:rFonts w:ascii="Times New Roman" w:eastAsia="Times New Roman" w:hAnsi="Times New Roman" w:cs="Times New Roman"/>
+          <w:color w:val="auto"/>
+          <w:sz w:val="28"/>
+          <w:szCs w:val="28"/>
+          <w:lang w:bidi="hi-IN"/>
+        </w:rPr>
+      </w:pPr>
+      <w:r>
+        <w:rPr>
+          <w:rFonts w:ascii="Times New Roman" w:eastAsia="Times New Roman" w:hAnsi="Times New Roman" w:cs="Times New Roman"/>
+          <w:color w:val="auto"/>
+          <w:sz w:val="28"/>
+          <w:szCs w:val="28"/>
+          <w:lang w:bidi="hi-IN"/>
+        </w:rPr>
+        <w:t xml:space="preserve">Statistical Analysis </w:t>
+      </w:r>
+    </w:p>
+    <w:p>
+      <w:pPr>
+        <w:numPr>
+          <w:ilvl w:val="0"/>
+          <w:numId w:val="44"/>
+        </w:numPr>
+        <w:tabs>
+          <w:tab w:val="clear" w:pos="720"/>
+          <w:tab w:val="num" w:pos="1440"/>
+        </w:tabs>
+        <w:spacing w:before="100" w:beforeAutospacing="1" w:after="100" w:afterAutospacing="1" w:line="240" w:lineRule="auto"/>
+        <w:ind w:left="1440"/>
+        <w:rPr>
+          <w:rFonts w:ascii="Times New Roman" w:eastAsia="Times New Roman" w:hAnsi="Times New Roman" w:cs="Times New Roman"/>
+          <w:color w:val="auto"/>
+          <w:sz w:val="28"/>
+          <w:szCs w:val="28"/>
+          <w:lang w:bidi="hi-IN"/>
+        </w:rPr>
+      </w:pPr>
+      <w:r>
+        <w:rPr>
+          <w:rFonts w:ascii="Times New Roman" w:eastAsia="Times New Roman" w:hAnsi="Times New Roman" w:cs="Times New Roman"/>
+          <w:color w:val="auto"/>
+          <w:sz w:val="28"/>
+          <w:szCs w:val="28"/>
+          <w:lang w:bidi="hi-IN"/>
+        </w:rPr>
+        <w:t>Predictive Modeling</w:t>
+      </w:r>
+    </w:p>
+    <w:p>
+      <w:pPr>
+        <w:spacing w:after="0" w:line="240" w:lineRule="auto"/>
+        <w:ind w:left="720"/>
+        <w:rPr>
+          <w:rFonts w:ascii="Times New Roman" w:eastAsia="Times New Roman" w:hAnsi="Times New Roman" w:cs="Times New Roman"/>
+          <w:color w:val="auto"/>
+          <w:sz w:val="24"/>
+          <w:szCs w:val="24"/>
+          <w:lang w:bidi="hi-IN"/>
+        </w:rPr>
+      </w:pPr>
+    </w:p>
+    <w:p>
+      <w:pPr>
+        <w:spacing w:after="0" w:line="240" w:lineRule="auto"/>
+        <w:ind w:left="720"/>
+        <w:rPr>
+          <w:rFonts w:ascii="Times New Roman" w:eastAsia="Times New Roman" w:hAnsi="Times New Roman" w:cs="Times New Roman"/>
+          <w:color w:val="auto"/>
+          <w:sz w:val="24"/>
+          <w:szCs w:val="24"/>
+          <w:lang w:bidi="hi-IN"/>
+        </w:rPr>
+      </w:pPr>
+    </w:p>
+    <w:p>
+      <w:pPr>
+        <w:spacing w:after="0" w:line="240" w:lineRule="auto"/>
+        <w:ind w:left="720"/>
+        <w:rPr>
+          <w:rFonts w:ascii="Times New Roman" w:eastAsia="Times New Roman" w:hAnsi="Times New Roman" w:cs="Times New Roman"/>
+          <w:color w:val="auto"/>
+          <w:sz w:val="24"/>
+          <w:szCs w:val="24"/>
+          <w:lang w:bidi="hi-IN"/>
+        </w:rPr>
+      </w:pPr>
+    </w:p>
+    <w:p>
+      <w:pPr>
+        <w:spacing w:after="0" w:line="240" w:lineRule="auto"/>
+        <w:ind w:left="720"/>
+        <w:rPr>
+          <w:rFonts w:ascii="Times New Roman" w:eastAsia="Times New Roman" w:hAnsi="Times New Roman" w:cs="Times New Roman"/>
+          <w:color w:val="auto"/>
+          <w:sz w:val="24"/>
+          <w:szCs w:val="24"/>
+          <w:lang w:bidi="hi-IN"/>
+        </w:rPr>
+      </w:pPr>
+    </w:p>
+    <w:p>
+      <w:pPr>
+        <w:spacing w:after="0" w:line="240" w:lineRule="auto"/>
+        <w:ind w:left="720"/>
+        <w:rPr>
+          <w:rFonts w:ascii="Times New Roman" w:eastAsia="Times New Roman" w:hAnsi="Times New Roman" w:cs="Times New Roman"/>
+          <w:color w:val="auto"/>
+          <w:sz w:val="24"/>
+          <w:szCs w:val="24"/>
+          <w:lang w:bidi="hi-IN"/>
+        </w:rPr>
+      </w:pPr>
+    </w:p>
+    <w:p>
+      <w:pPr>
+        <w:spacing w:after="0" w:line="240" w:lineRule="auto"/>
+        <w:ind w:left="720"/>
+        <w:rPr>
+          <w:rFonts w:ascii="Times New Roman" w:eastAsia="Times New Roman" w:hAnsi="Times New Roman" w:cs="Times New Roman"/>
+          <w:color w:val="auto"/>
+          <w:sz w:val="24"/>
+          <w:szCs w:val="24"/>
+          <w:lang w:bidi="hi-IN"/>
+        </w:rPr>
+      </w:pPr>
+    </w:p>
+    <w:p>
+      <w:pPr>
+        <w:pStyle w:val="Heading1"/>
+        <w:numPr>
+          <w:ilvl w:val="0"/>
+          <w:numId w:val="3"/>
+        </w:numPr>
+        <w:jc w:val="left"/>
+        <w:rPr>
+          <w:rFonts w:ascii="Algerian" w:hAnsi="Algerian" w:cs="Mangal"/>
+          <w:b w:val="0"/>
+          <w:color w:val="000000"/>
+          <w:sz w:val="36"/>
+          <w:szCs w:val="36"/>
+        </w:rPr>
+      </w:pPr>
+      <w:r>
+        <w:rPr>
+          <w:rFonts w:ascii="Algerian" w:hAnsi="Algerian" w:cs="Mangal"/>
+          <w:b w:val="0"/>
+          <w:color w:val="000000"/>
+          <w:sz w:val="36"/>
+          <w:szCs w:val="36"/>
+        </w:rPr>
+        <w:lastRenderedPageBreak/>
+        <w:t xml:space="preserve">Data </w:t>
+      </w:r>
+      <w:r>
+        <w:rPr>
+          <w:rFonts w:ascii="Algerian" w:hAnsi="Algerian" w:cs="Mangal"/>
+          <w:b w:val="0"/>
+          <w:color w:val="000000"/>
+          <w:sz w:val="36"/>
+          <w:szCs w:val="36"/>
+        </w:rPr>
+        <w:t>Quality Assurance</w:t>
+      </w:r>
+    </w:p>
+    <w:p/>
+    <w:p>
+      <w:pPr>
+        <w:pStyle w:val="ListParagraph"/>
+        <w:numPr>
+          <w:ilvl w:val="0"/>
+          <w:numId w:val="39"/>
+        </w:numPr>
+        <w:rPr>
+          <w:sz w:val="32"/>
+          <w:szCs w:val="32"/>
+        </w:rPr>
+      </w:pPr>
       <w:r>
         <w:rPr>
           <w:b/>
@@ -4028,41 +3842,57 @@
           <w:sz w:val="32"/>
           <w:szCs w:val="32"/>
         </w:rPr>
-        <w:t>uplicate Record Check</w:t>
-      </w:r>
-    </w:p>
-    <w:p>
-      <w:pPr>
-        <w:pStyle w:val="ListParagraph"/>
-        <w:spacing w:after="0" w:line="240" w:lineRule="auto"/>
+        <w:t xml:space="preserve">Step1: </w:t>
+      </w:r>
+      <w:r>
         <w:rPr>
           <w:b/>
           <w:bCs/>
           <w:sz w:val="32"/>
           <w:szCs w:val="32"/>
         </w:rPr>
-      </w:pPr>
+        <w:t>Missing Value check</w:t>
+      </w:r>
     </w:p>
     <w:p>
       <w:pPr>
         <w:pStyle w:val="ListParagraph"/>
+        <w:spacing w:after="0" w:line="240" w:lineRule="auto"/>
+        <w:rPr>
+          <w:b/>
+          <w:bCs/>
+          <w:sz w:val="32"/>
+          <w:szCs w:val="32"/>
+        </w:rPr>
+      </w:pPr>
+    </w:p>
+    <w:p>
+      <w:pPr>
+        <w:spacing w:after="0" w:line="240" w:lineRule="auto"/>
+        <w:ind w:left="720"/>
         <w:jc w:val="both"/>
         <w:rPr>
-          <w:sz w:val="28"/>
-          <w:szCs w:val="28"/>
-        </w:rPr>
-      </w:pPr>
-      <w:r>
-        <w:rPr>
+          <w:rFonts w:ascii="Times New Roman" w:eastAsia="Times New Roman" w:hAnsi="Times New Roman" w:cs="Times New Roman"/>
+          <w:color w:val="auto"/>
+          <w:sz w:val="28"/>
+          <w:szCs w:val="28"/>
+          <w:lang w:bidi="hi-IN"/>
+        </w:rPr>
+      </w:pPr>
+      <w:r>
+        <w:rPr>
+          <w:rFonts w:ascii="Times New Roman" w:eastAsia="Times New Roman" w:hAnsi="Times New Roman" w:cs="Times New Roman"/>
           <w:noProof/>
-          <w:sz w:val="28"/>
-          <w:szCs w:val="28"/>
+          <w:color w:val="auto"/>
+          <w:sz w:val="28"/>
+          <w:szCs w:val="28"/>
+          <w:lang w:bidi="hi-IN"/>
         </w:rPr>
         <w:drawing>
-          <wp:inline distT="0" distB="0" distL="0" distR="0" wp14:anchorId="538329C5" wp14:editId="6A926DCE">
-            <wp:extent cx="2667000" cy="428625"/>
-            <wp:effectExtent l="0" t="0" r="0" b="9525"/>
-            <wp:docPr id="20" name="Picture 20"/>
+          <wp:inline distT="0" distB="0" distL="0" distR="0" wp14:anchorId="6616FCC6" wp14:editId="43A7BFCE">
+            <wp:extent cx="3571875" cy="2209800"/>
+            <wp:effectExtent l="0" t="0" r="9525" b="0"/>
+            <wp:docPr id="19" name="Picture 19"/>
             <wp:cNvGraphicFramePr>
               <a:graphicFrameLocks xmlns:a="http://schemas.openxmlformats.org/drawingml/2006/main" noChangeAspect="1"/>
             </wp:cNvGraphicFramePr>
@@ -4082,7 +3912,7 @@
                   <pic:spPr>
                     <a:xfrm>
                       <a:off x="0" y="0"/>
-                      <a:ext cx="2667237" cy="428663"/>
+                      <a:ext cx="3572189" cy="2209994"/>
                     </a:xfrm>
                     <a:prstGeom prst="rect">
                       <a:avLst/>
@@ -4097,12 +3927,28 @@
     </w:p>
     <w:p>
       <w:pPr>
-        <w:pStyle w:val="ListParagraph"/>
-        <w:rPr>
-          <w:rFonts w:ascii="Times New Roman" w:eastAsia="Times New Roman" w:hAnsi="Times New Roman" w:cs="Times New Roman"/>
-          <w:color w:val="auto"/>
-          <w:sz w:val="24"/>
-          <w:szCs w:val="24"/>
+        <w:spacing w:after="0" w:line="240" w:lineRule="auto"/>
+        <w:ind w:left="720"/>
+        <w:jc w:val="both"/>
+        <w:rPr>
+          <w:rFonts w:ascii="Times New Roman" w:eastAsia="Times New Roman" w:hAnsi="Times New Roman" w:cs="Times New Roman"/>
+          <w:color w:val="auto"/>
+          <w:sz w:val="28"/>
+          <w:szCs w:val="28"/>
+          <w:lang w:bidi="hi-IN"/>
+        </w:rPr>
+      </w:pPr>
+    </w:p>
+    <w:p>
+      <w:pPr>
+        <w:spacing w:after="0" w:line="240" w:lineRule="auto"/>
+        <w:ind w:left="720"/>
+        <w:jc w:val="both"/>
+        <w:rPr>
+          <w:rFonts w:ascii="Times New Roman" w:eastAsia="Times New Roman" w:hAnsi="Times New Roman" w:cs="Times New Roman"/>
+          <w:color w:val="auto"/>
+          <w:sz w:val="28"/>
+          <w:szCs w:val="28"/>
           <w:lang w:bidi="hi-IN"/>
         </w:rPr>
       </w:pPr>
@@ -4114,14 +3960,20 @@
           <w:ilvl w:val="0"/>
           <w:numId w:val="39"/>
         </w:numPr>
-        <w:spacing w:after="0" w:line="240" w:lineRule="auto"/>
+        <w:rPr>
+          <w:sz w:val="32"/>
+          <w:szCs w:val="32"/>
+        </w:rPr>
+      </w:pPr>
+      <w:r>
         <w:rPr>
           <w:b/>
           <w:bCs/>
           <w:sz w:val="32"/>
           <w:szCs w:val="32"/>
         </w:rPr>
-      </w:pPr>
+        <w:t>Step2: D</w:t>
+      </w:r>
       <w:r>
         <w:rPr>
           <w:b/>
@@ -4129,69 +3981,41 @@
           <w:sz w:val="32"/>
           <w:szCs w:val="32"/>
         </w:rPr>
-        <w:t xml:space="preserve">Step3: Data </w:t>
-      </w:r>
-      <w:r>
+        <w:t>uplicate Record Check</w:t>
+      </w:r>
+    </w:p>
+    <w:p>
+      <w:pPr>
+        <w:pStyle w:val="ListParagraph"/>
+        <w:spacing w:after="0" w:line="240" w:lineRule="auto"/>
         <w:rPr>
           <w:b/>
           <w:bCs/>
           <w:sz w:val="32"/>
           <w:szCs w:val="32"/>
         </w:rPr>
-        <w:t>Type Validation</w:t>
-      </w:r>
+      </w:pPr>
     </w:p>
     <w:p>
       <w:pPr>
         <w:pStyle w:val="ListParagraph"/>
-        <w:spacing w:after="0" w:line="240" w:lineRule="auto"/>
-        <w:rPr>
-          <w:b/>
-          <w:bCs/>
-          <w:sz w:val="32"/>
-          <w:szCs w:val="32"/>
-        </w:rPr>
-      </w:pPr>
-    </w:p>
-    <w:p>
-      <w:pPr>
-        <w:spacing w:after="0" w:line="240" w:lineRule="auto"/>
-        <w:ind w:left="720"/>
-        <w:rPr>
-          <w:rFonts w:ascii="Times New Roman" w:eastAsia="Times New Roman" w:hAnsi="Times New Roman" w:cs="Times New Roman"/>
-          <w:color w:val="auto"/>
-          <w:sz w:val="24"/>
-          <w:szCs w:val="24"/>
-          <w:lang w:bidi="hi-IN"/>
-        </w:rPr>
-      </w:pPr>
-    </w:p>
-    <w:p>
-      <w:pPr>
-        <w:spacing w:after="0" w:line="240" w:lineRule="auto"/>
-        <w:ind w:left="720"/>
-        <w:rPr>
-          <w:rFonts w:ascii="Times New Roman" w:eastAsia="Times New Roman" w:hAnsi="Times New Roman" w:cs="Times New Roman"/>
-          <w:color w:val="auto"/>
-          <w:sz w:val="24"/>
-          <w:szCs w:val="24"/>
-          <w:lang w:bidi="hi-IN"/>
-        </w:rPr>
-      </w:pPr>
-      <w:r>
-        <w:rPr>
-          <w:rFonts w:ascii="Times New Roman" w:eastAsia="Times New Roman" w:hAnsi="Times New Roman" w:cs="Times New Roman"/>
+        <w:jc w:val="both"/>
+        <w:rPr>
+          <w:sz w:val="28"/>
+          <w:szCs w:val="28"/>
+        </w:rPr>
+      </w:pPr>
+      <w:r>
+        <w:rPr>
           <w:noProof/>
-          <w:color w:val="auto"/>
-          <w:sz w:val="24"/>
-          <w:szCs w:val="24"/>
-          <w:lang w:bidi="hi-IN"/>
+          <w:sz w:val="28"/>
+          <w:szCs w:val="28"/>
         </w:rPr>
         <w:drawing>
-          <wp:inline distT="0" distB="0" distL="0" distR="0" wp14:anchorId="5F9F27F1" wp14:editId="68F63C7C">
-            <wp:extent cx="5229225" cy="2581275"/>
-            <wp:effectExtent l="0" t="0" r="9525" b="9525"/>
-            <wp:docPr id="21" name="Picture 21"/>
+          <wp:inline distT="0" distB="0" distL="0" distR="0" wp14:anchorId="538329C5" wp14:editId="6A926DCE">
+            <wp:extent cx="2667000" cy="428625"/>
+            <wp:effectExtent l="0" t="0" r="0" b="9525"/>
+            <wp:docPr id="20" name="Picture 20"/>
             <wp:cNvGraphicFramePr>
               <a:graphicFrameLocks xmlns:a="http://schemas.openxmlformats.org/drawingml/2006/main" noChangeAspect="1"/>
             </wp:cNvGraphicFramePr>
@@ -4211,6 +4035,135 @@
                   <pic:spPr>
                     <a:xfrm>
                       <a:off x="0" y="0"/>
+                      <a:ext cx="2667237" cy="428663"/>
+                    </a:xfrm>
+                    <a:prstGeom prst="rect">
+                      <a:avLst/>
+                    </a:prstGeom>
+                  </pic:spPr>
+                </pic:pic>
+              </a:graphicData>
+            </a:graphic>
+          </wp:inline>
+        </w:drawing>
+      </w:r>
+    </w:p>
+    <w:p>
+      <w:pPr>
+        <w:pStyle w:val="ListParagraph"/>
+        <w:rPr>
+          <w:rFonts w:ascii="Times New Roman" w:eastAsia="Times New Roman" w:hAnsi="Times New Roman" w:cs="Times New Roman"/>
+          <w:color w:val="auto"/>
+          <w:sz w:val="24"/>
+          <w:szCs w:val="24"/>
+          <w:lang w:bidi="hi-IN"/>
+        </w:rPr>
+      </w:pPr>
+    </w:p>
+    <w:p>
+      <w:pPr>
+        <w:pStyle w:val="ListParagraph"/>
+        <w:numPr>
+          <w:ilvl w:val="0"/>
+          <w:numId w:val="39"/>
+        </w:numPr>
+        <w:spacing w:after="0" w:line="240" w:lineRule="auto"/>
+        <w:rPr>
+          <w:b/>
+          <w:bCs/>
+          <w:sz w:val="32"/>
+          <w:szCs w:val="32"/>
+        </w:rPr>
+      </w:pPr>
+      <w:r>
+        <w:rPr>
+          <w:b/>
+          <w:bCs/>
+          <w:sz w:val="32"/>
+          <w:szCs w:val="32"/>
+        </w:rPr>
+        <w:t xml:space="preserve">Step3: Data </w:t>
+      </w:r>
+      <w:r>
+        <w:rPr>
+          <w:b/>
+          <w:bCs/>
+          <w:sz w:val="32"/>
+          <w:szCs w:val="32"/>
+        </w:rPr>
+        <w:t>Type Validation</w:t>
+      </w:r>
+    </w:p>
+    <w:p>
+      <w:pPr>
+        <w:pStyle w:val="ListParagraph"/>
+        <w:spacing w:after="0" w:line="240" w:lineRule="auto"/>
+        <w:rPr>
+          <w:b/>
+          <w:bCs/>
+          <w:sz w:val="32"/>
+          <w:szCs w:val="32"/>
+        </w:rPr>
+      </w:pPr>
+    </w:p>
+    <w:p>
+      <w:pPr>
+        <w:spacing w:after="0" w:line="240" w:lineRule="auto"/>
+        <w:ind w:left="720"/>
+        <w:rPr>
+          <w:rFonts w:ascii="Times New Roman" w:eastAsia="Times New Roman" w:hAnsi="Times New Roman" w:cs="Times New Roman"/>
+          <w:color w:val="auto"/>
+          <w:sz w:val="24"/>
+          <w:szCs w:val="24"/>
+          <w:lang w:bidi="hi-IN"/>
+        </w:rPr>
+      </w:pPr>
+    </w:p>
+    <w:p>
+      <w:pPr>
+        <w:spacing w:after="0" w:line="240" w:lineRule="auto"/>
+        <w:ind w:left="720"/>
+        <w:rPr>
+          <w:rFonts w:ascii="Times New Roman" w:eastAsia="Times New Roman" w:hAnsi="Times New Roman" w:cs="Times New Roman"/>
+          <w:color w:val="auto"/>
+          <w:sz w:val="24"/>
+          <w:szCs w:val="24"/>
+          <w:lang w:bidi="hi-IN"/>
+        </w:rPr>
+      </w:pPr>
+      <w:r>
+        <w:rPr>
+          <w:rFonts w:ascii="Times New Roman" w:eastAsia="Times New Roman" w:hAnsi="Times New Roman" w:cs="Times New Roman"/>
+          <w:noProof/>
+          <w:color w:val="auto"/>
+          <w:sz w:val="24"/>
+          <w:szCs w:val="24"/>
+          <w:lang w:bidi="hi-IN"/>
+        </w:rPr>
+        <w:drawing>
+          <wp:inline distT="0" distB="0" distL="0" distR="0" wp14:anchorId="5F9F27F1" wp14:editId="68F63C7C">
+            <wp:extent cx="5229225" cy="2581275"/>
+            <wp:effectExtent l="0" t="0" r="9525" b="9525"/>
+            <wp:docPr id="21" name="Picture 21"/>
+            <wp:cNvGraphicFramePr>
+              <a:graphicFrameLocks xmlns:a="http://schemas.openxmlformats.org/drawingml/2006/main" noChangeAspect="1"/>
+            </wp:cNvGraphicFramePr>
+            <a:graphic xmlns:a="http://schemas.openxmlformats.org/drawingml/2006/main">
+              <a:graphicData uri="http://schemas.openxmlformats.org/drawingml/2006/picture">
+                <pic:pic xmlns:pic="http://schemas.openxmlformats.org/drawingml/2006/picture">
+                  <pic:nvPicPr>
+                    <pic:cNvPr id="1" name=""/>
+                    <pic:cNvPicPr/>
+                  </pic:nvPicPr>
+                  <pic:blipFill>
+                    <a:blip r:embed="rId23"/>
+                    <a:stretch>
+                      <a:fillRect/>
+                    </a:stretch>
+                  </pic:blipFill>
+                  <pic:spPr>
+                    <a:xfrm>
+                      <a:off x="0" y="0"/>
                       <a:ext cx="5229681" cy="2581500"/>
                     </a:xfrm>
                     <a:prstGeom prst="rect">
@@ -4339,7 +4292,7 @@
                     <pic:cNvPicPr/>
                   </pic:nvPicPr>
                   <pic:blipFill>
-                    <a:blip r:embed="rId23">
+                    <a:blip r:embed="rId24">
                       <a:extLst>
                         <a:ext uri="{28A0092B-C50C-407E-A947-70E740481C1C}">
                           <a14:useLocalDpi xmlns:a14="http://schemas.microsoft.com/office/drawing/2010/main" val="0"/>
@@ -4482,7 +4435,7 @@
       </w:r>
     </w:p>
     <w:sectPr>
-      <w:headerReference w:type="default" r:id="rId24"/>
+      <w:headerReference w:type="default" r:id="rId25"/>
       <w:pgSz w:w="12240" w:h="15840"/>
       <w:pgMar w:top="1440" w:right="1440" w:bottom="1440" w:left="1440" w:header="0" w:footer="720" w:gutter="0"/>
       <w:cols w:space="720"/>
